--- a/06-学生侧材料/讲义/2026-06-23-烷烃烯烃炔烃.docx
+++ b/06-学生侧材料/讲义/2026-06-23-烷烃烯烃炔烃.docx
@@ -2,7 +2,7 @@
 <file path=word/document.xml><?xml version="1.0" encoding="utf-8"?>
 <w:document xmlns:w="http://schemas.openxmlformats.org/wordprocessingml/2006/main" xmlns:m="http://schemas.openxmlformats.org/officeDocument/2006/math" xmlns:r="http://schemas.openxmlformats.org/officeDocument/2006/relationships" xmlns:o="urn:schemas-microsoft-com:office:office" xmlns:v="urn:schemas-microsoft-com:vml" xmlns:w10="urn:schemas-microsoft-com:office:word" xmlns:a="http://schemas.openxmlformats.org/drawingml/2006/main" xmlns:pic="http://schemas.openxmlformats.org/drawingml/2006/picture" xmlns:wp="http://schemas.openxmlformats.org/drawingml/2006/wordprocessingDrawing">
   <w:body>
-    <w:bookmarkStart w:id="35" w:name="第二讲烷烃烯烃炔烃"/>
+    <w:bookmarkStart w:id="38" w:name="第二讲烷烃烯烃炔烃"/>
     <w:p>
       <w:pPr>
         <w:pStyle w:val="Heading1"/>
@@ -228,7 +228,7 @@
       </w:r>
     </w:p>
     <w:bookmarkEnd w:id="9"/>
-    <w:bookmarkStart w:id="27" w:name="一核心概念"/>
+    <w:bookmarkStart w:id="30" w:name="一核心概念"/>
     <w:p>
       <w:pPr>
         <w:pStyle w:val="Heading2"/>
@@ -240,7 +240,7 @@
         <w:t xml:space="preserve">一、核心概念</w:t>
       </w:r>
     </w:p>
-    <w:bookmarkStart w:id="13" w:name="烷烃"/>
+    <w:bookmarkStart w:id="16" w:name="烷烃"/>
     <w:p>
       <w:pPr>
         <w:pStyle w:val="Heading3"/>
@@ -255,7 +255,7 @@
         <w:t xml:space="preserve">烷烃</w:t>
       </w:r>
     </w:p>
-    <w:bookmarkStart w:id="10" w:name="结构特征"/>
+    <w:bookmarkStart w:id="13" w:name="结构特征"/>
     <w:p>
       <w:pPr>
         <w:pStyle w:val="Heading4"/>
@@ -273,6 +273,172 @@
     <w:p>
       <w:pPr>
         <w:pStyle w:val="FirstParagraph"/>
+        <w:jc w:val="center"/>
+      </w:pPr>
+      <w:r>
+        <w:rPr>
+          <w:b w:val="0"/>
+          <w:i w:val="0"/>
+          <w:sz w:val="21"/>
+        </w:rPr>
+        <w:drawing>
+          <wp:inline>
+            <wp:extent cx="5334000" cy="3168396"/>
+            <wp:effectExtent b="0" l="0" r="0" t="0"/>
+            <wp:docPr descr="乙烷的构象——重叠式与交叉式" title="" id="11" name="Picture"/>
+            <a:graphic>
+              <a:graphicData uri="http://schemas.openxmlformats.org/drawingml/2006/picture">
+                <pic:pic>
+                  <pic:nvPicPr>
+                    <pic:cNvPr descr="media/ethane-conformations.png" id="12" name="Picture"/>
+                    <pic:cNvPicPr>
+                      <a:picLocks noChangeArrowheads="1" noChangeAspect="1"/>
+                    </pic:cNvPicPr>
+                  </pic:nvPicPr>
+                  <pic:blipFill>
+                    <a:blip r:embed="rId10"/>
+                    <a:stretch>
+                      <a:fillRect/>
+                    </a:stretch>
+                  </pic:blipFill>
+                  <pic:spPr bwMode="auto">
+                    <a:xfrm>
+                      <a:off x="0" y="0"/>
+                      <a:ext cx="5334000" cy="3168396"/>
+                    </a:xfrm>
+                    <a:prstGeom prst="rect">
+                      <a:avLst/>
+                    </a:prstGeom>
+                    <a:noFill/>
+                    <a:ln w="9525">
+                      <a:noFill/>
+                      <a:headEnd/>
+                      <a:tailEnd/>
+                    </a:ln>
+                  </pic:spPr>
+                </pic:pic>
+              </a:graphicData>
+            </a:graphic>
+          </wp:inline>
+        </w:drawing>
+      </w:r>
+      <w:r>
+        <w:rPr>
+          <w:b w:val="0"/>
+          <w:i w:val="0"/>
+          <w:sz w:val="21"/>
+        </w:rPr>
+        <w:t xml:space="preserve"> </w:t>
+      </w:r>
+      <w:r>
+        <w:rPr>
+          <w:rFonts w:hint="eastAsia" w:eastAsia="FangSong" w:ascii="Times New Roman" w:hAnsi="Times New Roman"/>
+          <w:b w:val="0"/>
+          <w:i w:val="0"/>
+          <w:iCs/>
+          <w:sz w:val="21"/>
+        </w:rPr>
+        <w:t xml:space="preserve">图</w:t>
+      </w:r>
+      <w:r>
+        <w:rPr>
+          <w:b w:val="0"/>
+          <w:i w:val="0"/>
+          <w:iCs/>
+          <w:sz w:val="21"/>
+        </w:rPr>
+        <w:t xml:space="preserve"> </w:t>
+      </w:r>
+      <w:r>
+        <w:rPr>
+          <w:rFonts w:hint="eastAsia" w:eastAsia="FangSong" w:ascii="Times New Roman" w:hAnsi="Times New Roman"/>
+          <w:b w:val="0"/>
+          <w:i w:val="0"/>
+          <w:iCs/>
+          <w:sz w:val="21"/>
+        </w:rPr>
+        <w:t xml:space="preserve">乙烷的两种典型构象：交叉式（staggered，能量最低，最稳定）和重叠式（eclipsed，能量最高，有</w:t>
+      </w:r>
+      <w:r>
+        <w:rPr>
+          <w:b w:val="0"/>
+          <w:i w:val="0"/>
+          <w:iCs/>
+          <w:sz w:val="21"/>
+        </w:rPr>
+        <w:t xml:space="preserve"> ~12 kJ/mol </w:t>
+      </w:r>
+      <w:r>
+        <w:rPr>
+          <w:rFonts w:hint="eastAsia" w:eastAsia="FangSong" w:ascii="Times New Roman" w:hAnsi="Times New Roman"/>
+          <w:b w:val="0"/>
+          <w:i w:val="0"/>
+          <w:iCs/>
+          <w:sz w:val="21"/>
+        </w:rPr>
+        <w:t xml:space="preserve">的扭转张力）。Newman</w:t>
+      </w:r>
+      <w:r>
+        <w:rPr>
+          <w:b w:val="0"/>
+          <w:i w:val="0"/>
+          <w:iCs/>
+          <w:sz w:val="21"/>
+        </w:rPr>
+        <w:t xml:space="preserve"> </w:t>
+      </w:r>
+      <w:r>
+        <w:rPr>
+          <w:rFonts w:hint="eastAsia" w:eastAsia="FangSong" w:ascii="Times New Roman" w:hAnsi="Times New Roman"/>
+          <w:b w:val="0"/>
+          <w:i w:val="0"/>
+          <w:iCs/>
+          <w:sz w:val="21"/>
+        </w:rPr>
+        <w:t xml:space="preserve">投影式直观显示了两种构象中前后碳上</w:t>
+      </w:r>
+      <w:r>
+        <w:rPr>
+          <w:b w:val="0"/>
+          <w:i w:val="0"/>
+          <w:iCs/>
+          <w:sz w:val="21"/>
+        </w:rPr>
+        <w:t xml:space="preserve"> H </w:t>
+      </w:r>
+      <w:r>
+        <w:rPr>
+          <w:rFonts w:hint="eastAsia" w:eastAsia="FangSong" w:ascii="Times New Roman" w:hAnsi="Times New Roman"/>
+          <w:b w:val="0"/>
+          <w:i w:val="0"/>
+          <w:iCs/>
+          <w:sz w:val="21"/>
+        </w:rPr>
+        <w:t xml:space="preserve">原子的相对位置（Wikimedia</w:t>
+      </w:r>
+      <w:r>
+        <w:rPr>
+          <w:b w:val="0"/>
+          <w:i w:val="0"/>
+          <w:iCs/>
+          <w:sz w:val="21"/>
+        </w:rPr>
+        <w:t xml:space="preserve"> </w:t>
+      </w:r>
+      <w:r>
+        <w:rPr>
+          <w:rFonts w:hint="eastAsia" w:eastAsia="FangSong" w:ascii="Times New Roman" w:hAnsi="Times New Roman"/>
+          <w:b w:val="0"/>
+          <w:i w:val="0"/>
+          <w:iCs/>
+          <w:sz w:val="21"/>
+        </w:rPr>
+        <w:t xml:space="preserve">Commons）</w:t>
+      </w:r>
+    </w:p>
+    <w:p>
+      <w:pPr>
+        <w:pStyle w:val="BodyText"/>
       </w:pPr>
       <w:r>
         <w:rPr>
@@ -357,7 +523,7 @@
           <w:p>
             <w:pPr>
               <w:pStyle w:val="Compact"/>
-              <w:jc w:val="left"/>
+              <w:jc w:val="center"/>
             </w:pPr>
             <w:r>
               <w:rPr>
@@ -373,7 +539,7 @@
           <w:p>
             <w:pPr>
               <w:pStyle w:val="Compact"/>
-              <w:jc w:val="left"/>
+              <w:jc w:val="center"/>
             </w:pPr>
             <w:r>
               <w:rPr>
@@ -391,7 +557,7 @@
           <w:p>
             <w:pPr>
               <w:pStyle w:val="Compact"/>
-              <w:jc w:val="left"/>
+              <w:jc w:val="center"/>
             </w:pPr>
             <w:r>
               <w:rPr>
@@ -406,7 +572,7 @@
           <w:p>
             <w:pPr>
               <w:pStyle w:val="Compact"/>
-              <w:jc w:val="left"/>
+              <w:jc w:val="center"/>
             </w:pPr>
             <w:r>
               <w:rPr>
@@ -429,7 +595,7 @@
           <w:p>
             <w:pPr>
               <w:pStyle w:val="Compact"/>
-              <w:jc w:val="left"/>
+              <w:jc w:val="center"/>
             </w:pPr>
             <w:r>
               <w:rPr>
@@ -444,7 +610,7 @@
           <w:p>
             <w:pPr>
               <w:pStyle w:val="Compact"/>
-              <w:jc w:val="left"/>
+              <w:jc w:val="center"/>
             </w:pPr>
             <w:r>
               <w:rPr>
@@ -461,7 +627,7 @@
           <w:p>
             <w:pPr>
               <w:pStyle w:val="Compact"/>
-              <w:jc w:val="left"/>
+              <w:jc w:val="center"/>
             </w:pPr>
             <w:r>
               <w:rPr>
@@ -476,7 +642,7 @@
           <w:p>
             <w:pPr>
               <w:pStyle w:val="Compact"/>
-              <w:jc w:val="left"/>
+              <w:jc w:val="center"/>
             </w:pPr>
             <w:r>
               <w:rPr>
@@ -499,7 +665,7 @@
           <w:p>
             <w:pPr>
               <w:pStyle w:val="Compact"/>
-              <w:jc w:val="left"/>
+              <w:jc w:val="center"/>
             </w:pPr>
             <w:r>
               <w:rPr>
@@ -514,7 +680,7 @@
           <w:p>
             <w:pPr>
               <w:pStyle w:val="Compact"/>
-              <w:jc w:val="left"/>
+              <w:jc w:val="center"/>
             </w:pPr>
             <w:r>
               <w:rPr>
@@ -537,7 +703,7 @@
           <w:p>
             <w:pPr>
               <w:pStyle w:val="Compact"/>
-              <w:jc w:val="left"/>
+              <w:jc w:val="center"/>
             </w:pPr>
             <w:r>
               <w:rPr>
@@ -552,7 +718,7 @@
           <w:p>
             <w:pPr>
               <w:pStyle w:val="Compact"/>
-              <w:jc w:val="left"/>
+              <w:jc w:val="center"/>
             </w:pPr>
             <w:r>
               <w:rPr>
@@ -569,7 +735,7 @@
           <w:p>
             <w:pPr>
               <w:pStyle w:val="Compact"/>
-              <w:jc w:val="left"/>
+              <w:jc w:val="center"/>
             </w:pPr>
             <w:r>
               <w:rPr>
@@ -584,7 +750,7 @@
           <w:p>
             <w:pPr>
               <w:pStyle w:val="Compact"/>
-              <w:jc w:val="left"/>
+              <w:jc w:val="center"/>
             </w:pPr>
             <w:r>
               <w:rPr>
@@ -656,12 +822,6 @@
         <w:pStyle w:val="BlockText"/>
       </w:pPr>
       <w:r>
-        <w:t xml:space="preserve">💡</w:t>
-      </w:r>
-      <w:r>
-        <w:t xml:space="preserve"> </w:t>
-      </w:r>
-      <w:r>
         <w:rPr>
           <w:rFonts w:hint="eastAsia" w:eastAsia="SimSun" w:ascii="Times New Roman" w:hAnsi="Times New Roman"/>
           <w:b/>
@@ -676,8 +836,8 @@
         <w:t xml:space="preserve">：C₅H₁₂的三个异构体中，正戊烷沸点最高(36°C)，异戊烷(28°C)次之，新戊烷(10°C)最低。新戊烷接近球形，分子间接触面积最小。</w:t>
       </w:r>
     </w:p>
-    <w:bookmarkEnd w:id="10"/>
-    <w:bookmarkStart w:id="11" w:name="自由基链式卤代反应"/>
+    <w:bookmarkEnd w:id="13"/>
+    <w:bookmarkStart w:id="14" w:name="自由基链式卤代反应"/>
     <w:p>
       <w:pPr>
         <w:pStyle w:val="Heading4"/>
@@ -853,7 +1013,7 @@
           <w:p>
             <w:pPr>
               <w:pStyle w:val="Compact"/>
-              <w:jc w:val="left"/>
+              <w:jc w:val="center"/>
             </w:pPr>
             <w:r>
               <w:rPr>
@@ -903,7 +1063,7 @@
           <w:p>
             <w:pPr>
               <w:pStyle w:val="Compact"/>
-              <w:jc w:val="left"/>
+              <w:jc w:val="center"/>
             </w:pPr>
             <w:r>
               <w:rPr>
@@ -956,7 +1116,7 @@
           <w:p>
             <w:pPr>
               <w:pStyle w:val="Compact"/>
-              <w:jc w:val="left"/>
+              <w:jc w:val="center"/>
             </w:pPr>
             <w:r>
               <w:rPr>
@@ -1009,7 +1169,7 @@
           <w:p>
             <w:pPr>
               <w:pStyle w:val="Compact"/>
-              <w:jc w:val="left"/>
+              <w:jc w:val="center"/>
             </w:pPr>
             <w:r>
               <w:rPr>
@@ -1207,12 +1367,6 @@
         <w:pStyle w:val="BlockText"/>
       </w:pPr>
       <w:r>
-        <w:t xml:space="preserve">💡</w:t>
-      </w:r>
-      <w:r>
-        <w:t xml:space="preserve"> </w:t>
-      </w:r>
-      <w:r>
         <w:rPr>
           <w:rFonts w:hint="eastAsia" w:eastAsia="SimSun" w:ascii="Times New Roman" w:hAnsi="Times New Roman"/>
           <w:b/>
@@ -1256,8 +1410,8 @@
         <w:t xml:space="preserve">。</w:t>
       </w:r>
     </w:p>
-    <w:bookmarkEnd w:id="11"/>
-    <w:bookmarkStart w:id="12" w:name="环烷烃"/>
+    <w:bookmarkEnd w:id="14"/>
+    <w:bookmarkStart w:id="15" w:name="环烷烃"/>
     <w:p>
       <w:pPr>
         <w:pStyle w:val="Heading4"/>
@@ -1293,7 +1447,7 @@
           <w:p>
             <w:pPr>
               <w:pStyle w:val="Compact"/>
-              <w:jc w:val="left"/>
+              <w:jc w:val="center"/>
             </w:pPr>
             <w:r>
               <w:rPr>
@@ -1359,7 +1513,7 @@
           <w:p>
             <w:pPr>
               <w:pStyle w:val="Compact"/>
-              <w:jc w:val="left"/>
+              <w:jc w:val="center"/>
             </w:pPr>
             <w:r>
               <w:rPr>
@@ -1433,7 +1587,7 @@
           <w:p>
             <w:pPr>
               <w:pStyle w:val="Compact"/>
-              <w:jc w:val="left"/>
+              <w:jc w:val="center"/>
             </w:pPr>
             <w:r>
               <w:rPr>
@@ -1507,7 +1661,7 @@
           <w:p>
             <w:pPr>
               <w:pStyle w:val="Compact"/>
-              <w:jc w:val="left"/>
+              <w:jc w:val="center"/>
             </w:pPr>
             <w:r>
               <w:rPr>
@@ -1581,7 +1735,7 @@
           <w:p>
             <w:pPr>
               <w:pStyle w:val="Compact"/>
-              <w:jc w:val="left"/>
+              <w:jc w:val="center"/>
             </w:pPr>
             <w:r>
               <w:rPr>
@@ -1721,12 +1875,6 @@
       <w:pPr>
         <w:pStyle w:val="BlockText"/>
       </w:pPr>
-      <w:r>
-        <w:t xml:space="preserve">⚠️</w:t>
-      </w:r>
-      <w:r>
-        <w:t xml:space="preserve"> </w:t>
-      </w:r>
       <w:r>
         <w:rPr>
           <w:rFonts w:hint="eastAsia" w:eastAsia="SimSun" w:ascii="Times New Roman" w:hAnsi="Times New Roman"/>
@@ -1749,9 +1897,9 @@
         </w:pict>
       </w:r>
     </w:p>
-    <w:bookmarkEnd w:id="12"/>
-    <w:bookmarkEnd w:id="13"/>
-    <w:bookmarkStart w:id="18" w:name="烯烃"/>
+    <w:bookmarkEnd w:id="15"/>
+    <w:bookmarkEnd w:id="16"/>
+    <w:bookmarkStart w:id="21" w:name="烯烃"/>
     <w:p>
       <w:pPr>
         <w:pStyle w:val="Heading3"/>
@@ -1766,7 +1914,7 @@
         <w:t xml:space="preserve">烯烃</w:t>
       </w:r>
     </w:p>
-    <w:bookmarkStart w:id="14" w:name="结构特征-1"/>
+    <w:bookmarkStart w:id="17" w:name="结构特征-1"/>
     <w:p>
       <w:pPr>
         <w:pStyle w:val="Heading4"/>
@@ -1800,7 +1948,7 @@
           <w:p>
             <w:pPr>
               <w:pStyle w:val="Compact"/>
-              <w:jc w:val="left"/>
+              <w:jc w:val="center"/>
             </w:pPr>
             <w:r>
               <w:rPr>
@@ -1816,7 +1964,7 @@
           <w:p>
             <w:pPr>
               <w:pStyle w:val="Compact"/>
-              <w:jc w:val="left"/>
+              <w:jc w:val="center"/>
             </w:pPr>
             <w:r>
               <w:rPr>
@@ -1834,7 +1982,7 @@
           <w:p>
             <w:pPr>
               <w:pStyle w:val="Compact"/>
-              <w:jc w:val="left"/>
+              <w:jc w:val="center"/>
             </w:pPr>
             <w:r>
               <w:rPr>
@@ -1849,7 +1997,7 @@
           <w:p>
             <w:pPr>
               <w:pStyle w:val="Compact"/>
-              <w:jc w:val="left"/>
+              <w:jc w:val="center"/>
             </w:pPr>
             <w:r>
               <w:rPr>
@@ -1872,7 +2020,7 @@
           <w:p>
             <w:pPr>
               <w:pStyle w:val="Compact"/>
-              <w:jc w:val="left"/>
+              <w:jc w:val="center"/>
             </w:pPr>
             <w:r>
               <w:rPr>
@@ -1887,7 +2035,7 @@
           <w:p>
             <w:pPr>
               <w:pStyle w:val="Compact"/>
-              <w:jc w:val="left"/>
+              <w:jc w:val="center"/>
             </w:pPr>
             <w:r>
               <w:rPr>
@@ -1904,7 +2052,7 @@
           <w:p>
             <w:pPr>
               <w:pStyle w:val="Compact"/>
-              <w:jc w:val="left"/>
+              <w:jc w:val="center"/>
             </w:pPr>
             <w:r>
               <w:rPr>
@@ -1919,7 +2067,7 @@
           <w:p>
             <w:pPr>
               <w:pStyle w:val="Compact"/>
-              <w:jc w:val="left"/>
+              <w:jc w:val="center"/>
             </w:pPr>
             <w:r>
               <w:rPr>
@@ -1954,7 +2102,7 @@
           <w:p>
             <w:pPr>
               <w:pStyle w:val="Compact"/>
-              <w:jc w:val="left"/>
+              <w:jc w:val="center"/>
             </w:pPr>
             <w:r>
               <w:rPr>
@@ -1969,7 +2117,7 @@
           <w:p>
             <w:pPr>
               <w:pStyle w:val="Compact"/>
-              <w:jc w:val="left"/>
+              <w:jc w:val="center"/>
             </w:pPr>
             <w:r>
               <w:rPr>
@@ -2016,7 +2164,7 @@
           <w:p>
             <w:pPr>
               <w:pStyle w:val="Compact"/>
-              <w:jc w:val="left"/>
+              <w:jc w:val="center"/>
             </w:pPr>
             <w:r>
               <w:rPr>
@@ -2031,7 +2179,7 @@
           <w:p>
             <w:pPr>
               <w:pStyle w:val="Compact"/>
-              <w:jc w:val="left"/>
+              <w:jc w:val="center"/>
             </w:pPr>
             <w:r>
               <w:rPr>
@@ -2124,9 +2272,6 @@
         <w:pStyle w:val="BlockText"/>
       </w:pPr>
       <w:r>
-        <w:t xml:space="preserve">💡 </w:t>
-      </w:r>
-      <w:r>
         <w:rPr>
           <w:rFonts w:hint="eastAsia" w:eastAsia="SimSun" w:ascii="Times New Roman" w:hAnsi="Times New Roman"/>
         </w:rPr>
@@ -2142,8 +2287,8 @@
         <w:t xml:space="preserve">(CH₃)₂C=C(CH₃)₂（四甲基乙烯）是最稳定的烯烃之一。</w:t>
       </w:r>
     </w:p>
-    <w:bookmarkEnd w:id="14"/>
-    <w:bookmarkStart w:id="15" w:name="亲电加成反应机理详解"/>
+    <w:bookmarkEnd w:id="17"/>
+    <w:bookmarkStart w:id="18" w:name="亲电加成反应机理详解"/>
     <w:p>
       <w:pPr>
         <w:pStyle w:val="Heading4"/>
@@ -2311,7 +2456,7 @@
           <w:p>
             <w:pPr>
               <w:pStyle w:val="Compact"/>
-              <w:jc w:val="left"/>
+              <w:jc w:val="center"/>
             </w:pPr>
             <w:r>
               <w:rPr>
@@ -2327,7 +2472,7 @@
           <w:p>
             <w:pPr>
               <w:pStyle w:val="Compact"/>
-              <w:jc w:val="left"/>
+              <w:jc w:val="center"/>
             </w:pPr>
             <w:r>
               <w:rPr>
@@ -2343,7 +2488,7 @@
           <w:p>
             <w:pPr>
               <w:pStyle w:val="Compact"/>
-              <w:jc w:val="left"/>
+              <w:jc w:val="center"/>
             </w:pPr>
             <w:r>
               <w:rPr>
@@ -2361,7 +2506,7 @@
           <w:p>
             <w:pPr>
               <w:pStyle w:val="Compact"/>
-              <w:jc w:val="left"/>
+              <w:jc w:val="center"/>
             </w:pPr>
             <w:r>
               <w:rPr>
@@ -2376,7 +2521,7 @@
           <w:p>
             <w:pPr>
               <w:pStyle w:val="Compact"/>
-              <w:jc w:val="left"/>
+              <w:jc w:val="center"/>
             </w:pPr>
             <w:r>
               <w:rPr>
@@ -2391,7 +2536,7 @@
           <w:p>
             <w:pPr>
               <w:pStyle w:val="Compact"/>
-              <w:jc w:val="left"/>
+              <w:jc w:val="center"/>
             </w:pPr>
             <w:r>
               <w:rPr>
@@ -2408,7 +2553,7 @@
           <w:p>
             <w:pPr>
               <w:pStyle w:val="Compact"/>
-              <w:jc w:val="left"/>
+              <w:jc w:val="center"/>
             </w:pPr>
             <w:r>
               <w:rPr>
@@ -2423,7 +2568,7 @@
           <w:p>
             <w:pPr>
               <w:pStyle w:val="Compact"/>
-              <w:jc w:val="left"/>
+              <w:jc w:val="center"/>
             </w:pPr>
             <w:r>
               <w:rPr>
@@ -2438,7 +2583,7 @@
           <w:p>
             <w:pPr>
               <w:pStyle w:val="Compact"/>
-              <w:jc w:val="left"/>
+              <w:jc w:val="center"/>
             </w:pPr>
             <w:r>
               <w:rPr>
@@ -2455,7 +2600,7 @@
           <w:p>
             <w:pPr>
               <w:pStyle w:val="Compact"/>
-              <w:jc w:val="left"/>
+              <w:jc w:val="center"/>
             </w:pPr>
             <w:r>
               <w:rPr>
@@ -2470,7 +2615,7 @@
           <w:p>
             <w:pPr>
               <w:pStyle w:val="Compact"/>
-              <w:jc w:val="left"/>
+              <w:jc w:val="center"/>
             </w:pPr>
             <w:r>
               <w:rPr>
@@ -2485,7 +2630,7 @@
           <w:p>
             <w:pPr>
               <w:pStyle w:val="Compact"/>
-              <w:jc w:val="left"/>
+              <w:jc w:val="center"/>
             </w:pPr>
             <w:r>
               <w:rPr>
@@ -2502,7 +2647,7 @@
           <w:p>
             <w:pPr>
               <w:pStyle w:val="Compact"/>
-              <w:jc w:val="left"/>
+              <w:jc w:val="center"/>
             </w:pPr>
             <w:r>
               <w:rPr>
@@ -2517,7 +2662,7 @@
           <w:p>
             <w:pPr>
               <w:pStyle w:val="Compact"/>
-              <w:jc w:val="left"/>
+              <w:jc w:val="center"/>
             </w:pPr>
             <w:r>
               <w:rPr>
@@ -2532,7 +2677,7 @@
           <w:p>
             <w:pPr>
               <w:pStyle w:val="Compact"/>
-              <w:jc w:val="left"/>
+              <w:jc w:val="center"/>
             </w:pPr>
             <w:r>
               <w:rPr>
@@ -2549,7 +2694,7 @@
           <w:p>
             <w:pPr>
               <w:pStyle w:val="Compact"/>
-              <w:jc w:val="left"/>
+              <w:jc w:val="center"/>
             </w:pPr>
             <w:r>
               <w:rPr>
@@ -2564,7 +2709,7 @@
           <w:p>
             <w:pPr>
               <w:pStyle w:val="Compact"/>
-              <w:jc w:val="left"/>
+              <w:jc w:val="center"/>
             </w:pPr>
             <w:r>
               <w:rPr>
@@ -2579,7 +2724,7 @@
           <w:p>
             <w:pPr>
               <w:pStyle w:val="Compact"/>
-              <w:jc w:val="left"/>
+              <w:jc w:val="center"/>
             </w:pPr>
             <w:r>
               <w:rPr>
@@ -2596,7 +2741,7 @@
           <w:p>
             <w:pPr>
               <w:pStyle w:val="Compact"/>
-              <w:jc w:val="left"/>
+              <w:jc w:val="center"/>
             </w:pPr>
             <w:r>
               <w:rPr>
@@ -2611,7 +2756,7 @@
           <w:p>
             <w:pPr>
               <w:pStyle w:val="Compact"/>
-              <w:jc w:val="left"/>
+              <w:jc w:val="center"/>
             </w:pPr>
             <w:r>
               <w:rPr>
@@ -2626,7 +2771,7 @@
           <w:p>
             <w:pPr>
               <w:pStyle w:val="Compact"/>
-              <w:jc w:val="left"/>
+              <w:jc w:val="center"/>
             </w:pPr>
             <w:r>
               <w:rPr>
@@ -2643,12 +2788,6 @@
         <w:pStyle w:val="BlockText"/>
       </w:pPr>
       <w:r>
-        <w:t xml:space="preserve">⚠️</w:t>
-      </w:r>
-      <w:r>
-        <w:t xml:space="preserve"> </w:t>
-      </w:r>
-      <w:r>
         <w:rPr>
           <w:rFonts w:hint="eastAsia" w:eastAsia="SimSun" w:ascii="Times New Roman" w:hAnsi="Times New Roman"/>
           <w:b/>
@@ -2682,12 +2821,6 @@
         <w:pStyle w:val="BlockText"/>
       </w:pPr>
       <w:r>
-        <w:t xml:space="preserve">⚠️</w:t>
-      </w:r>
-      <w:r>
-        <w:t xml:space="preserve"> </w:t>
-      </w:r>
-      <w:r>
         <w:rPr>
           <w:rFonts w:hint="eastAsia" w:eastAsia="SimSun" w:ascii="Times New Roman" w:hAnsi="Times New Roman"/>
           <w:b/>
@@ -2716,8 +2849,8 @@
         <w:t xml:space="preserve">的那一侧。当电子效应和空间效应一致时，遵循马氏规则；当电子效应和空间效应矛盾时，需具体分析。</w:t>
       </w:r>
     </w:p>
-    <w:bookmarkEnd w:id="15"/>
-    <w:bookmarkStart w:id="16" w:name="硼氢氧化-氧化反应反马氏规则的典型"/>
+    <w:bookmarkEnd w:id="18"/>
+    <w:bookmarkStart w:id="19" w:name="硼氢氧化-氧化反应反马氏规则的典型"/>
     <w:p>
       <w:pPr>
         <w:pStyle w:val="Heading4"/>
@@ -2906,12 +3039,6 @@
         <w:pStyle w:val="BlockText"/>
       </w:pPr>
       <w:r>
-        <w:t xml:space="preserve">💡</w:t>
-      </w:r>
-      <w:r>
-        <w:t xml:space="preserve"> </w:t>
-      </w:r>
-      <w:r>
         <w:rPr>
           <w:rFonts w:hint="eastAsia" w:eastAsia="SimSun" w:ascii="Times New Roman" w:hAnsi="Times New Roman"/>
           <w:b/>
@@ -2943,8 +3070,8 @@
         <w:t xml:space="preserve">。这是少数能得到反马氏产物的方法之一，也是判断双键位置的重要工具。</w:t>
       </w:r>
     </w:p>
-    <w:bookmarkEnd w:id="16"/>
-    <w:bookmarkStart w:id="17" w:name="烯烃的氧化断裂"/>
+    <w:bookmarkEnd w:id="19"/>
+    <w:bookmarkStart w:id="20" w:name="烯烃的氧化断裂"/>
     <w:p>
       <w:pPr>
         <w:pStyle w:val="Heading4"/>
@@ -2979,7 +3106,7 @@
           <w:p>
             <w:pPr>
               <w:pStyle w:val="Compact"/>
-              <w:jc w:val="left"/>
+              <w:jc w:val="center"/>
             </w:pPr>
             <w:r>
               <w:rPr>
@@ -2995,7 +3122,7 @@
           <w:p>
             <w:pPr>
               <w:pStyle w:val="Compact"/>
-              <w:jc w:val="left"/>
+              <w:jc w:val="center"/>
             </w:pPr>
             <w:r>
               <w:rPr>
@@ -3011,7 +3138,7 @@
           <w:p>
             <w:pPr>
               <w:pStyle w:val="Compact"/>
-              <w:jc w:val="left"/>
+              <w:jc w:val="center"/>
             </w:pPr>
             <w:r>
               <w:rPr>
@@ -3029,7 +3156,7 @@
           <w:p>
             <w:pPr>
               <w:pStyle w:val="Compact"/>
-              <w:jc w:val="left"/>
+              <w:jc w:val="center"/>
             </w:pPr>
             <w:r>
               <w:rPr>
@@ -3056,7 +3183,7 @@
           <w:p>
             <w:pPr>
               <w:pStyle w:val="Compact"/>
-              <w:jc w:val="left"/>
+              <w:jc w:val="center"/>
             </w:pPr>
             <w:r>
               <w:rPr>
@@ -3071,7 +3198,7 @@
           <w:p>
             <w:pPr>
               <w:pStyle w:val="Compact"/>
-              <w:jc w:val="left"/>
+              <w:jc w:val="center"/>
             </w:pPr>
             <w:r>
               <w:rPr>
@@ -3088,7 +3215,7 @@
           <w:p>
             <w:pPr>
               <w:pStyle w:val="Compact"/>
-              <w:jc w:val="left"/>
+              <w:jc w:val="center"/>
             </w:pPr>
             <w:r>
               <w:rPr>
@@ -3103,7 +3230,7 @@
           <w:p>
             <w:pPr>
               <w:pStyle w:val="Compact"/>
-              <w:jc w:val="left"/>
+              <w:jc w:val="center"/>
             </w:pPr>
             <w:r>
               <w:rPr>
@@ -3118,7 +3245,7 @@
           <w:p>
             <w:pPr>
               <w:pStyle w:val="Compact"/>
-              <w:jc w:val="left"/>
+              <w:jc w:val="center"/>
             </w:pPr>
             <w:r>
               <w:rPr>
@@ -3135,7 +3262,7 @@
           <w:p>
             <w:pPr>
               <w:pStyle w:val="Compact"/>
-              <w:jc w:val="left"/>
+              <w:jc w:val="center"/>
             </w:pPr>
             <w:r>
               <w:rPr>
@@ -3150,7 +3277,7 @@
           <w:p>
             <w:pPr>
               <w:pStyle w:val="Compact"/>
-              <w:jc w:val="left"/>
+              <w:jc w:val="center"/>
             </w:pPr>
             <w:r>
               <w:rPr>
@@ -3165,7 +3292,7 @@
           <w:p>
             <w:pPr>
               <w:pStyle w:val="Compact"/>
-              <w:jc w:val="left"/>
+              <w:jc w:val="center"/>
             </w:pPr>
             <w:r>
               <w:rPr>
@@ -3182,7 +3309,7 @@
           <w:p>
             <w:pPr>
               <w:pStyle w:val="Compact"/>
-              <w:jc w:val="left"/>
+              <w:jc w:val="center"/>
             </w:pPr>
             <w:r>
               <w:rPr>
@@ -3197,7 +3324,7 @@
           <w:p>
             <w:pPr>
               <w:pStyle w:val="Compact"/>
-              <w:jc w:val="left"/>
+              <w:jc w:val="center"/>
             </w:pPr>
             <w:r>
               <w:rPr>
@@ -3212,7 +3339,7 @@
           <w:p>
             <w:pPr>
               <w:pStyle w:val="Compact"/>
-              <w:jc w:val="left"/>
+              <w:jc w:val="center"/>
             </w:pPr>
             <w:r>
               <w:rPr>
@@ -3231,9 +3358,9 @@
         </w:pict>
       </w:r>
     </w:p>
-    <w:bookmarkEnd w:id="17"/>
-    <w:bookmarkEnd w:id="18"/>
-    <w:bookmarkStart w:id="22" w:name="二烯烃"/>
+    <w:bookmarkEnd w:id="20"/>
+    <w:bookmarkEnd w:id="21"/>
+    <w:bookmarkStart w:id="25" w:name="二烯烃"/>
     <w:p>
       <w:pPr>
         <w:pStyle w:val="Heading3"/>
@@ -3248,7 +3375,7 @@
         <w:t xml:space="preserve">二烯烃</w:t>
       </w:r>
     </w:p>
-    <w:bookmarkStart w:id="19" w:name="分类"/>
+    <w:bookmarkStart w:id="22" w:name="分类"/>
     <w:p>
       <w:pPr>
         <w:pStyle w:val="Heading4"/>
@@ -3284,7 +3411,7 @@
           <w:p>
             <w:pPr>
               <w:pStyle w:val="Compact"/>
-              <w:jc w:val="left"/>
+              <w:jc w:val="center"/>
             </w:pPr>
             <w:r>
               <w:rPr>
@@ -3300,7 +3427,7 @@
           <w:p>
             <w:pPr>
               <w:pStyle w:val="Compact"/>
-              <w:jc w:val="left"/>
+              <w:jc w:val="center"/>
             </w:pPr>
             <w:r>
               <w:rPr>
@@ -3316,7 +3443,7 @@
           <w:p>
             <w:pPr>
               <w:pStyle w:val="Compact"/>
-              <w:jc w:val="left"/>
+              <w:jc w:val="center"/>
             </w:pPr>
             <w:r>
               <w:rPr>
@@ -3332,7 +3459,7 @@
           <w:p>
             <w:pPr>
               <w:pStyle w:val="Compact"/>
-              <w:jc w:val="left"/>
+              <w:jc w:val="center"/>
             </w:pPr>
             <w:r>
               <w:rPr>
@@ -3350,7 +3477,7 @@
           <w:p>
             <w:pPr>
               <w:pStyle w:val="Compact"/>
-              <w:jc w:val="left"/>
+              <w:jc w:val="center"/>
             </w:pPr>
             <w:r>
               <w:rPr>
@@ -3365,7 +3492,7 @@
           <w:p>
             <w:pPr>
               <w:pStyle w:val="Compact"/>
-              <w:jc w:val="left"/>
+              <w:jc w:val="center"/>
             </w:pPr>
             <w:r>
               <w:rPr>
@@ -3380,7 +3507,7 @@
           <w:p>
             <w:pPr>
               <w:pStyle w:val="Compact"/>
-              <w:jc w:val="left"/>
+              <w:jc w:val="center"/>
             </w:pPr>
             <w:r>
               <w:rPr>
@@ -3395,7 +3522,7 @@
           <w:p>
             <w:pPr>
               <w:pStyle w:val="Compact"/>
-              <w:jc w:val="left"/>
+              <w:jc w:val="center"/>
             </w:pPr>
             <w:r>
               <w:rPr>
@@ -3412,7 +3539,7 @@
           <w:p>
             <w:pPr>
               <w:pStyle w:val="Compact"/>
-              <w:jc w:val="left"/>
+              <w:jc w:val="center"/>
             </w:pPr>
             <w:r>
               <w:rPr>
@@ -3427,7 +3554,7 @@
           <w:p>
             <w:pPr>
               <w:pStyle w:val="Compact"/>
-              <w:jc w:val="left"/>
+              <w:jc w:val="center"/>
             </w:pPr>
             <w:r>
               <w:rPr>
@@ -3442,7 +3569,7 @@
           <w:p>
             <w:pPr>
               <w:pStyle w:val="Compact"/>
-              <w:jc w:val="left"/>
+              <w:jc w:val="center"/>
             </w:pPr>
             <w:r>
               <w:rPr>
@@ -3457,7 +3584,7 @@
           <w:p>
             <w:pPr>
               <w:pStyle w:val="Compact"/>
-              <w:jc w:val="left"/>
+              <w:jc w:val="center"/>
             </w:pPr>
             <w:r>
               <w:rPr>
@@ -3474,7 +3601,7 @@
           <w:p>
             <w:pPr>
               <w:pStyle w:val="Compact"/>
-              <w:jc w:val="left"/>
+              <w:jc w:val="center"/>
             </w:pPr>
             <w:r>
               <w:rPr>
@@ -3489,7 +3616,7 @@
           <w:p>
             <w:pPr>
               <w:pStyle w:val="Compact"/>
-              <w:jc w:val="left"/>
+              <w:jc w:val="center"/>
             </w:pPr>
             <w:r>
               <w:rPr>
@@ -3504,7 +3631,7 @@
           <w:p>
             <w:pPr>
               <w:pStyle w:val="Compact"/>
-              <w:jc w:val="left"/>
+              <w:jc w:val="center"/>
             </w:pPr>
             <w:r>
               <w:rPr>
@@ -3519,7 +3646,7 @@
           <w:p>
             <w:pPr>
               <w:pStyle w:val="Compact"/>
-              <w:jc w:val="left"/>
+              <w:jc w:val="center"/>
             </w:pPr>
             <w:r>
               <w:rPr>
@@ -3604,8 +3731,8 @@
         <w:t xml:space="preserve">四个C原子参与π-π共轭→离域</w:t>
       </w:r>
     </w:p>
-    <w:bookmarkEnd w:id="19"/>
-    <w:bookmarkStart w:id="20" w:name="共轭二烯的亲电加成12--vs-14-加成"/>
+    <w:bookmarkEnd w:id="22"/>
+    <w:bookmarkStart w:id="23" w:name="共轭二烯的亲电加成12--vs-14-加成"/>
     <w:p>
       <w:pPr>
         <w:pStyle w:val="Heading4"/>
@@ -3801,7 +3928,7 @@
           <w:p>
             <w:pPr>
               <w:pStyle w:val="Compact"/>
-              <w:jc w:val="left"/>
+              <w:jc w:val="center"/>
             </w:pPr>
             <w:r>
               <w:rPr>
@@ -3833,7 +3960,7 @@
           <w:p>
             <w:pPr>
               <w:pStyle w:val="Compact"/>
-              <w:jc w:val="left"/>
+              <w:jc w:val="center"/>
             </w:pPr>
             <w:r>
               <w:rPr>
@@ -3849,7 +3976,7 @@
           <w:p>
             <w:pPr>
               <w:pStyle w:val="Compact"/>
-              <w:jc w:val="left"/>
+              <w:jc w:val="center"/>
             </w:pPr>
             <w:r>
               <w:rPr>
@@ -3867,7 +3994,7 @@
           <w:p>
             <w:pPr>
               <w:pStyle w:val="Compact"/>
-              <w:jc w:val="left"/>
+              <w:jc w:val="center"/>
             </w:pPr>
             <w:r>
               <w:rPr>
@@ -3899,7 +4026,7 @@
           <w:p>
             <w:pPr>
               <w:pStyle w:val="Compact"/>
-              <w:jc w:val="left"/>
+              <w:jc w:val="center"/>
             </w:pPr>
             <w:r>
               <w:rPr>
@@ -3914,7 +4041,7 @@
           <w:p>
             <w:pPr>
               <w:pStyle w:val="Compact"/>
-              <w:jc w:val="left"/>
+              <w:jc w:val="center"/>
             </w:pPr>
             <w:r>
               <w:rPr>
@@ -3931,7 +4058,7 @@
           <w:p>
             <w:pPr>
               <w:pStyle w:val="Compact"/>
-              <w:jc w:val="left"/>
+              <w:jc w:val="center"/>
             </w:pPr>
             <w:r>
               <w:rPr>
@@ -3963,7 +4090,7 @@
           <w:p>
             <w:pPr>
               <w:pStyle w:val="Compact"/>
-              <w:jc w:val="left"/>
+              <w:jc w:val="center"/>
             </w:pPr>
             <w:r>
               <w:rPr>
@@ -3978,7 +4105,7 @@
           <w:p>
             <w:pPr>
               <w:pStyle w:val="Compact"/>
-              <w:jc w:val="left"/>
+              <w:jc w:val="center"/>
             </w:pPr>
             <w:r>
               <w:rPr>
@@ -3995,12 +4122,6 @@
         <w:pStyle w:val="BlockText"/>
       </w:pPr>
       <w:r>
-        <w:t xml:space="preserve">💡</w:t>
-      </w:r>
-      <w:r>
-        <w:t xml:space="preserve"> </w:t>
-      </w:r>
-      <w:r>
         <w:rPr>
           <w:rFonts w:hint="eastAsia" w:eastAsia="SimSun" w:ascii="Times New Roman" w:hAnsi="Times New Roman"/>
           <w:b/>
@@ -4043,8 +4164,8 @@
         <w:t xml:space="preserve">的产物决定的（整体能量最低）。两者可以不同，通过控制温度切换产物是竞赛常考的策略。</w:t>
       </w:r>
     </w:p>
-    <w:bookmarkEnd w:id="20"/>
-    <w:bookmarkStart w:id="21" w:name="diels-alder-反应42环加成"/>
+    <w:bookmarkEnd w:id="23"/>
+    <w:bookmarkStart w:id="24" w:name="diels-alder-反应42环加成"/>
     <w:p>
       <w:pPr>
         <w:pStyle w:val="Heading4"/>
@@ -4062,6 +4183,76 @@
     <w:p>
       <w:pPr>
         <w:pStyle w:val="FirstParagraph"/>
+      </w:pPr>
+      <w:r>
+        <w:t xml:space="preserve">![[media/diels-alder-butadiene-ethylene.svg|Diels-Alder </w:t>
+      </w:r>
+      <w:r>
+        <w:rPr>
+          <w:rFonts w:hint="eastAsia" w:eastAsia="SimSun" w:ascii="Times New Roman" w:hAnsi="Times New Roman"/>
+        </w:rPr>
+        <w:t xml:space="preserve">反应——1,3-丁二烯与乙烯的[4+2]环加成]]</w:t>
+      </w:r>
+      <w:r>
+        <w:t xml:space="preserve"> </w:t>
+      </w:r>
+      <w:r>
+        <w:rPr>
+          <w:rFonts w:hint="eastAsia" w:eastAsia="SimSun" w:ascii="Times New Roman" w:hAnsi="Times New Roman"/>
+          <w:i/>
+          <w:iCs/>
+        </w:rPr>
+        <w:t xml:space="preserve">图</w:t>
+      </w:r>
+      <w:r>
+        <w:rPr>
+          <w:i/>
+          <w:iCs/>
+        </w:rPr>
+        <w:t xml:space="preserve"> Diels-Alder </w:t>
+      </w:r>
+      <w:r>
+        <w:rPr>
+          <w:rFonts w:hint="eastAsia" w:eastAsia="SimSun" w:ascii="Times New Roman" w:hAnsi="Times New Roman"/>
+          <w:i/>
+          <w:iCs/>
+        </w:rPr>
+        <w:t xml:space="preserve">[4+2]环加成反应——1,3-丁二烯与乙烯通过协同周环机理形成环己烯。双烯体的</w:t>
+      </w:r>
+      <w:r>
+        <w:rPr>
+          <w:i/>
+          <w:iCs/>
+        </w:rPr>
+        <w:t xml:space="preserve"> </w:t>
+      </w:r>
+      <w:r>
+        <w:rPr>
+          <w:rFonts w:hint="eastAsia" w:eastAsia="SimSun" w:ascii="Times New Roman" w:hAnsi="Times New Roman"/>
+          <w:i/>
+          <w:iCs/>
+        </w:rPr>
+        <w:t xml:space="preserve">s-顺式构象是反应的必要条件（Wikimedia</w:t>
+      </w:r>
+      <w:r>
+        <w:rPr>
+          <w:i/>
+          <w:iCs/>
+        </w:rPr>
+        <w:t xml:space="preserve"> </w:t>
+      </w:r>
+      <w:r>
+        <w:rPr>
+          <w:rFonts w:hint="eastAsia" w:eastAsia="SimSun" w:ascii="Times New Roman" w:hAnsi="Times New Roman"/>
+          <w:i/>
+          <w:iCs/>
+        </w:rPr>
+        <w:t xml:space="preserve">Commons）</w:t>
+      </w:r>
+    </w:p>
+    <w:p>
+      <w:pPr>
+        <w:pStyle w:val="BodyText"/>
       </w:pPr>
       <w:r>
         <w:rPr>
@@ -4220,12 +4411,6 @@
         <w:pStyle w:val="BlockText"/>
       </w:pPr>
       <w:r>
-        <w:t xml:space="preserve">⚠️</w:t>
-      </w:r>
-      <w:r>
-        <w:t xml:space="preserve"> </w:t>
-      </w:r>
-      <w:r>
         <w:rPr>
           <w:rFonts w:hint="eastAsia" w:eastAsia="SimSun" w:ascii="Times New Roman" w:hAnsi="Times New Roman"/>
           <w:b/>
@@ -4244,12 +4429,6 @@
       <w:pPr>
         <w:pStyle w:val="BlockText"/>
       </w:pPr>
-      <w:r>
-        <w:t xml:space="preserve">💡</w:t>
-      </w:r>
-      <w:r>
-        <w:t xml:space="preserve"> </w:t>
-      </w:r>
       <w:r>
         <w:rPr>
           <w:rFonts w:hint="eastAsia" w:eastAsia="SimSun" w:ascii="Times New Roman" w:hAnsi="Times New Roman"/>
@@ -4272,9 +4451,9 @@
         </w:pict>
       </w:r>
     </w:p>
-    <w:bookmarkEnd w:id="21"/>
-    <w:bookmarkEnd w:id="22"/>
-    <w:bookmarkStart w:id="26" w:name="炔烃"/>
+    <w:bookmarkEnd w:id="24"/>
+    <w:bookmarkEnd w:id="25"/>
+    <w:bookmarkStart w:id="29" w:name="炔烃"/>
     <w:p>
       <w:pPr>
         <w:pStyle w:val="Heading3"/>
@@ -4289,7 +4468,7 @@
         <w:t xml:space="preserve">炔烃</w:t>
       </w:r>
     </w:p>
-    <w:bookmarkStart w:id="23" w:name="结构特征-2"/>
+    <w:bookmarkStart w:id="26" w:name="结构特征-2"/>
     <w:p>
       <w:pPr>
         <w:pStyle w:val="Heading4"/>
@@ -4323,7 +4502,7 @@
           <w:p>
             <w:pPr>
               <w:pStyle w:val="Compact"/>
-              <w:jc w:val="left"/>
+              <w:jc w:val="center"/>
             </w:pPr>
             <w:r>
               <w:rPr>
@@ -4339,7 +4518,7 @@
           <w:p>
             <w:pPr>
               <w:pStyle w:val="Compact"/>
-              <w:jc w:val="left"/>
+              <w:jc w:val="center"/>
             </w:pPr>
             <w:r>
               <w:rPr>
@@ -4357,7 +4536,7 @@
           <w:p>
             <w:pPr>
               <w:pStyle w:val="Compact"/>
-              <w:jc w:val="left"/>
+              <w:jc w:val="center"/>
             </w:pPr>
             <w:r>
               <w:rPr>
@@ -4372,7 +4551,7 @@
           <w:p>
             <w:pPr>
               <w:pStyle w:val="Compact"/>
-              <w:jc w:val="left"/>
+              <w:jc w:val="center"/>
             </w:pPr>
             <w:r>
               <w:rPr>
@@ -4395,7 +4574,7 @@
           <w:p>
             <w:pPr>
               <w:pStyle w:val="Compact"/>
-              <w:jc w:val="left"/>
+              <w:jc w:val="center"/>
             </w:pPr>
             <w:r>
               <w:rPr>
@@ -4410,7 +4589,7 @@
           <w:p>
             <w:pPr>
               <w:pStyle w:val="Compact"/>
-              <w:jc w:val="left"/>
+              <w:jc w:val="center"/>
             </w:pPr>
             <w:r>
               <w:rPr>
@@ -4427,7 +4606,7 @@
           <w:p>
             <w:pPr>
               <w:pStyle w:val="Compact"/>
-              <w:jc w:val="left"/>
+              <w:jc w:val="center"/>
             </w:pPr>
             <w:r>
               <w:rPr>
@@ -4442,7 +4621,7 @@
           <w:p>
             <w:pPr>
               <w:pStyle w:val="Compact"/>
-              <w:jc w:val="left"/>
+              <w:jc w:val="center"/>
             </w:pPr>
             <w:r>
               <w:rPr>
@@ -4459,7 +4638,7 @@
           <w:p>
             <w:pPr>
               <w:pStyle w:val="Compact"/>
-              <w:jc w:val="left"/>
+              <w:jc w:val="center"/>
             </w:pPr>
             <w:r>
               <w:rPr>
@@ -4474,7 +4653,7 @@
           <w:p>
             <w:pPr>
               <w:pStyle w:val="Compact"/>
-              <w:jc w:val="left"/>
+              <w:jc w:val="center"/>
             </w:pPr>
             <w:r>
               <w:rPr>
@@ -4491,7 +4670,7 @@
           <w:p>
             <w:pPr>
               <w:pStyle w:val="Compact"/>
-              <w:jc w:val="left"/>
+              <w:jc w:val="center"/>
             </w:pPr>
             <w:r>
               <w:rPr>
@@ -4506,7 +4685,7 @@
           <w:p>
             <w:pPr>
               <w:pStyle w:val="Compact"/>
-              <w:jc w:val="left"/>
+              <w:jc w:val="center"/>
             </w:pPr>
             <w:r>
               <w:rPr>
@@ -4630,12 +4809,6 @@
         <w:pStyle w:val="BlockText"/>
       </w:pPr>
       <w:r>
-        <w:t xml:space="preserve">💡</w:t>
-      </w:r>
-      <w:r>
-        <w:t xml:space="preserve"> </w:t>
-      </w:r>
-      <w:r>
         <w:rPr>
           <w:rFonts w:hint="eastAsia" w:eastAsia="SimSun" w:ascii="Times New Roman" w:hAnsi="Times New Roman"/>
           <w:b/>
@@ -4662,8 +4835,8 @@
         <w:t xml:space="preserve">RC≡C⁻ Na⁺ + R’Br → RC≡C-R’ + NaBr</w:t>
       </w:r>
     </w:p>
-    <w:bookmarkEnd w:id="23"/>
-    <w:bookmarkStart w:id="24" w:name="炔烃的亲电加成"/>
+    <w:bookmarkEnd w:id="26"/>
+    <w:bookmarkStart w:id="27" w:name="炔烃的亲电加成"/>
     <w:p>
       <w:pPr>
         <w:pStyle w:val="Heading4"/>
@@ -4718,7 +4891,7 @@
           <w:p>
             <w:pPr>
               <w:pStyle w:val="Compact"/>
-              <w:jc w:val="left"/>
+              <w:jc w:val="center"/>
             </w:pPr>
             <w:r>
               <w:rPr>
@@ -4734,7 +4907,7 @@
           <w:p>
             <w:pPr>
               <w:pStyle w:val="Compact"/>
-              <w:jc w:val="left"/>
+              <w:jc w:val="center"/>
             </w:pPr>
             <w:r>
               <w:rPr>
@@ -4750,7 +4923,7 @@
           <w:p>
             <w:pPr>
               <w:pStyle w:val="Compact"/>
-              <w:jc w:val="left"/>
+              <w:jc w:val="center"/>
             </w:pPr>
             <w:r>
               <w:rPr>
@@ -4766,7 +4939,7 @@
           <w:p>
             <w:pPr>
               <w:pStyle w:val="Compact"/>
-              <w:jc w:val="left"/>
+              <w:jc w:val="center"/>
             </w:pPr>
             <w:r>
               <w:rPr>
@@ -4784,7 +4957,7 @@
           <w:p>
             <w:pPr>
               <w:pStyle w:val="Compact"/>
-              <w:jc w:val="left"/>
+              <w:jc w:val="center"/>
             </w:pPr>
             <w:r>
               <w:rPr>
@@ -4799,7 +4972,7 @@
           <w:p>
             <w:pPr>
               <w:pStyle w:val="Compact"/>
-              <w:jc w:val="left"/>
+              <w:jc w:val="center"/>
             </w:pPr>
             <w:r>
               <w:rPr>
@@ -4814,7 +4987,7 @@
           <w:p>
             <w:pPr>
               <w:pStyle w:val="Compact"/>
-              <w:jc w:val="left"/>
+              <w:jc w:val="center"/>
             </w:pPr>
             <w:r>
               <w:rPr>
@@ -4829,7 +5002,7 @@
           <w:p>
             <w:pPr>
               <w:pStyle w:val="Compact"/>
-              <w:jc w:val="left"/>
+              <w:jc w:val="center"/>
             </w:pPr>
             <w:r>
               <w:rPr>
@@ -4846,7 +5019,7 @@
           <w:p>
             <w:pPr>
               <w:pStyle w:val="Compact"/>
-              <w:jc w:val="left"/>
+              <w:jc w:val="center"/>
             </w:pPr>
             <w:r>
               <w:rPr>
@@ -4861,7 +5034,7 @@
           <w:p>
             <w:pPr>
               <w:pStyle w:val="Compact"/>
-              <w:jc w:val="left"/>
+              <w:jc w:val="center"/>
             </w:pPr>
             <w:r>
               <w:rPr>
@@ -4876,7 +5049,7 @@
           <w:p>
             <w:pPr>
               <w:pStyle w:val="Compact"/>
-              <w:jc w:val="left"/>
+              <w:jc w:val="center"/>
             </w:pPr>
             <w:r>
               <w:rPr>
@@ -4891,7 +5064,7 @@
           <w:p>
             <w:pPr>
               <w:pStyle w:val="Compact"/>
-              <w:jc w:val="left"/>
+              <w:jc w:val="center"/>
             </w:pPr>
             <w:r>
               <w:rPr>
@@ -4908,7 +5081,7 @@
           <w:p>
             <w:pPr>
               <w:pStyle w:val="Compact"/>
-              <w:jc w:val="left"/>
+              <w:jc w:val="center"/>
             </w:pPr>
             <w:r>
               <w:rPr>
@@ -4923,7 +5096,7 @@
           <w:p>
             <w:pPr>
               <w:pStyle w:val="Compact"/>
-              <w:jc w:val="left"/>
+              <w:jc w:val="center"/>
             </w:pPr>
             <w:r>
               <w:rPr>
@@ -4938,7 +5111,7 @@
           <w:p>
             <w:pPr>
               <w:pStyle w:val="Compact"/>
-              <w:jc w:val="left"/>
+              <w:jc w:val="center"/>
             </w:pPr>
             <w:r>
               <w:rPr>
@@ -4953,7 +5126,7 @@
           <w:p>
             <w:pPr>
               <w:pStyle w:val="Compact"/>
-              <w:jc w:val="left"/>
+              <w:jc w:val="center"/>
             </w:pPr>
             <w:r>
               <w:rPr>
@@ -4970,7 +5143,7 @@
           <w:p>
             <w:pPr>
               <w:pStyle w:val="Compact"/>
-              <w:jc w:val="left"/>
+              <w:jc w:val="center"/>
             </w:pPr>
             <w:r>
               <w:rPr>
@@ -4985,7 +5158,7 @@
           <w:p>
             <w:pPr>
               <w:pStyle w:val="Compact"/>
-              <w:jc w:val="left"/>
+              <w:jc w:val="center"/>
             </w:pPr>
             <w:r>
               <w:rPr>
@@ -5000,7 +5173,7 @@
           <w:p>
             <w:pPr>
               <w:pStyle w:val="Compact"/>
-              <w:jc w:val="left"/>
+              <w:jc w:val="center"/>
             </w:pPr>
             <w:r>
               <w:rPr>
@@ -5015,7 +5188,7 @@
           <w:p>
             <w:pPr>
               <w:pStyle w:val="Compact"/>
-              <w:jc w:val="left"/>
+              <w:jc w:val="center"/>
             </w:pPr>
             <w:r>
               <w:rPr>
@@ -5032,7 +5205,7 @@
           <w:p>
             <w:pPr>
               <w:pStyle w:val="Compact"/>
-              <w:jc w:val="left"/>
+              <w:jc w:val="center"/>
             </w:pPr>
             <w:r>
               <w:rPr>
@@ -5047,7 +5220,7 @@
           <w:p>
             <w:pPr>
               <w:pStyle w:val="Compact"/>
-              <w:jc w:val="left"/>
+              <w:jc w:val="center"/>
             </w:pPr>
             <w:r>
               <w:rPr>
@@ -5062,7 +5235,7 @@
           <w:p>
             <w:pPr>
               <w:pStyle w:val="Compact"/>
-              <w:jc w:val="left"/>
+              <w:jc w:val="center"/>
             </w:pPr>
             <w:r>
               <w:rPr>
@@ -5077,7 +5250,7 @@
           <w:p>
             <w:pPr>
               <w:pStyle w:val="Compact"/>
-              <w:jc w:val="left"/>
+              <w:jc w:val="center"/>
             </w:pPr>
             <w:r>
               <w:rPr>
@@ -5187,12 +5360,6 @@
         <w:pStyle w:val="BlockText"/>
       </w:pPr>
       <w:r>
-        <w:t xml:space="preserve">⚠️</w:t>
-      </w:r>
-      <w:r>
-        <w:t xml:space="preserve"> </w:t>
-      </w:r>
-      <w:r>
         <w:rPr>
           <w:rFonts w:hint="eastAsia" w:eastAsia="SimSun" w:ascii="Times New Roman" w:hAnsi="Times New Roman"/>
           <w:b/>
@@ -5212,12 +5379,6 @@
         <w:pStyle w:val="BlockText"/>
       </w:pPr>
       <w:r>
-        <w:t xml:space="preserve">⚠️</w:t>
-      </w:r>
-      <w:r>
-        <w:t xml:space="preserve"> </w:t>
-      </w:r>
-      <w:r>
         <w:rPr>
           <w:rFonts w:hint="eastAsia" w:eastAsia="SimSun" w:ascii="Times New Roman" w:hAnsi="Times New Roman"/>
           <w:b/>
@@ -5232,8 +5393,8 @@
         <w:t xml:space="preserve">：通过自由基阴离子中间体，发生反式加成。这与催化加氢（顺式）互补，是合成反式烯烃的重要方法。</w:t>
       </w:r>
     </w:p>
-    <w:bookmarkEnd w:id="24"/>
-    <w:bookmarkStart w:id="25" w:name="炔烃的亲核加成"/>
+    <w:bookmarkEnd w:id="27"/>
+    <w:bookmarkStart w:id="28" w:name="炔烃的亲核加成"/>
     <w:p>
       <w:pPr>
         <w:pStyle w:val="Heading4"/>
@@ -5309,10 +5470,10 @@
         </w:pict>
       </w:r>
     </w:p>
-    <w:bookmarkEnd w:id="25"/>
-    <w:bookmarkEnd w:id="26"/>
-    <w:bookmarkEnd w:id="27"/>
-    <w:bookmarkStart w:id="32" w:name="二规律与方法"/>
+    <w:bookmarkEnd w:id="28"/>
+    <w:bookmarkEnd w:id="29"/>
+    <w:bookmarkEnd w:id="30"/>
+    <w:bookmarkStart w:id="35" w:name="二规律与方法"/>
     <w:p>
       <w:pPr>
         <w:pStyle w:val="Heading2"/>
@@ -5324,7 +5485,7 @@
         <w:t xml:space="preserve">二、规律与方法</w:t>
       </w:r>
     </w:p>
-    <w:bookmarkStart w:id="28" w:name="核心规律比较加成反应类型"/>
+    <w:bookmarkStart w:id="31" w:name="核心规律比较加成反应类型"/>
     <w:p>
       <w:pPr>
         <w:pStyle w:val="Heading3"/>
@@ -5363,7 +5524,7 @@
           <w:p>
             <w:pPr>
               <w:pStyle w:val="Compact"/>
-              <w:jc w:val="left"/>
+              <w:jc w:val="center"/>
             </w:pPr>
             <w:r>
               <w:rPr>
@@ -5379,7 +5540,7 @@
           <w:p>
             <w:pPr>
               <w:pStyle w:val="Compact"/>
-              <w:jc w:val="left"/>
+              <w:jc w:val="center"/>
             </w:pPr>
             <w:r>
               <w:rPr>
@@ -5395,7 +5556,7 @@
           <w:p>
             <w:pPr>
               <w:pStyle w:val="Compact"/>
-              <w:jc w:val="left"/>
+              <w:jc w:val="center"/>
             </w:pPr>
             <w:r>
               <w:rPr>
@@ -5461,7 +5622,7 @@
           <w:p>
             <w:pPr>
               <w:pStyle w:val="Compact"/>
-              <w:jc w:val="left"/>
+              <w:jc w:val="center"/>
             </w:pPr>
             <w:r>
               <w:rPr>
@@ -5476,7 +5637,7 @@
           <w:p>
             <w:pPr>
               <w:pStyle w:val="Compact"/>
-              <w:jc w:val="left"/>
+              <w:jc w:val="center"/>
             </w:pPr>
             <w:r>
               <w:rPr>
@@ -5491,7 +5652,7 @@
           <w:p>
             <w:pPr>
               <w:pStyle w:val="Compact"/>
-              <w:jc w:val="left"/>
+              <w:jc w:val="center"/>
             </w:pPr>
             <w:r>
               <w:rPr>
@@ -5553,7 +5714,7 @@
           <w:p>
             <w:pPr>
               <w:pStyle w:val="Compact"/>
-              <w:jc w:val="left"/>
+              <w:jc w:val="center"/>
             </w:pPr>
             <w:r>
               <w:rPr>
@@ -5568,7 +5729,7 @@
           <w:p>
             <w:pPr>
               <w:pStyle w:val="Compact"/>
-              <w:jc w:val="left"/>
+              <w:jc w:val="center"/>
             </w:pPr>
             <w:r>
               <w:rPr>
@@ -5583,7 +5744,7 @@
           <w:p>
             <w:pPr>
               <w:pStyle w:val="Compact"/>
-              <w:jc w:val="left"/>
+              <w:jc w:val="center"/>
             </w:pPr>
             <w:r>
               <w:rPr>
@@ -5645,7 +5806,7 @@
           <w:p>
             <w:pPr>
               <w:pStyle w:val="Compact"/>
-              <w:jc w:val="left"/>
+              <w:jc w:val="center"/>
             </w:pPr>
             <w:r>
               <w:rPr>
@@ -5660,7 +5821,7 @@
           <w:p>
             <w:pPr>
               <w:pStyle w:val="Compact"/>
-              <w:jc w:val="left"/>
+              <w:jc w:val="center"/>
             </w:pPr>
             <w:r>
               <w:rPr>
@@ -5675,7 +5836,7 @@
           <w:p>
             <w:pPr>
               <w:pStyle w:val="Compact"/>
-              <w:jc w:val="left"/>
+              <w:jc w:val="center"/>
             </w:pPr>
             <w:r>
               <w:rPr>
@@ -5737,7 +5898,7 @@
           <w:p>
             <w:pPr>
               <w:pStyle w:val="Compact"/>
-              <w:jc w:val="left"/>
+              <w:jc w:val="center"/>
             </w:pPr>
             <w:r>
               <w:rPr>
@@ -5752,7 +5913,7 @@
           <w:p>
             <w:pPr>
               <w:pStyle w:val="Compact"/>
-              <w:jc w:val="left"/>
+              <w:jc w:val="center"/>
             </w:pPr>
             <w:r>
               <w:rPr>
@@ -5767,7 +5928,7 @@
           <w:p>
             <w:pPr>
               <w:pStyle w:val="Compact"/>
-              <w:jc w:val="left"/>
+              <w:jc w:val="center"/>
             </w:pPr>
             <w:r>
               <w:rPr>
@@ -5829,7 +5990,7 @@
           <w:p>
             <w:pPr>
               <w:pStyle w:val="Compact"/>
-              <w:jc w:val="left"/>
+              <w:jc w:val="center"/>
             </w:pPr>
             <w:r>
               <w:rPr>
@@ -5844,7 +6005,7 @@
           <w:p>
             <w:pPr>
               <w:pStyle w:val="Compact"/>
-              <w:jc w:val="left"/>
+              <w:jc w:val="center"/>
             </w:pPr>
             <w:r>
               <w:rPr>
@@ -5859,7 +6020,7 @@
           <w:p>
             <w:pPr>
               <w:pStyle w:val="Compact"/>
-              <w:jc w:val="left"/>
+              <w:jc w:val="center"/>
             </w:pPr>
             <w:r>
               <w:rPr>
@@ -5916,8 +6077,8 @@
         </w:tc>
       </w:tr>
     </w:tbl>
-    <w:bookmarkEnd w:id="28"/>
-    <w:bookmarkStart w:id="29" w:name="常见易错点"/>
+    <w:bookmarkEnd w:id="31"/>
+    <w:bookmarkStart w:id="32" w:name="常见易错点"/>
     <w:p>
       <w:pPr>
         <w:pStyle w:val="Heading3"/>
@@ -5936,12 +6097,6 @@
       <w:pPr>
         <w:pStyle w:val="BlockText"/>
       </w:pPr>
-      <w:r>
-        <w:t xml:space="preserve">⚠️</w:t>
-      </w:r>
-      <w:r>
-        <w:t xml:space="preserve"> </w:t>
-      </w:r>
       <w:r>
         <w:rPr>
           <w:rFonts w:hint="eastAsia" w:eastAsia="SimSun" w:ascii="Times New Roman" w:hAnsi="Times New Roman"/>
@@ -5962,12 +6117,6 @@
         <w:pStyle w:val="BlockText"/>
       </w:pPr>
       <w:r>
-        <w:t xml:space="preserve">⚠️</w:t>
-      </w:r>
-      <w:r>
-        <w:t xml:space="preserve"> </w:t>
-      </w:r>
-      <w:r>
         <w:rPr>
           <w:rFonts w:hint="eastAsia" w:eastAsia="SimSun" w:ascii="Times New Roman" w:hAnsi="Times New Roman"/>
           <w:b/>
@@ -5996,12 +6145,6 @@
         <w:pStyle w:val="BlockText"/>
       </w:pPr>
       <w:r>
-        <w:t xml:space="preserve">⚠️</w:t>
-      </w:r>
-      <w:r>
-        <w:t xml:space="preserve"> </w:t>
-      </w:r>
-      <w:r>
         <w:rPr>
           <w:rFonts w:hint="eastAsia" w:eastAsia="SimSun" w:ascii="Times New Roman" w:hAnsi="Times New Roman"/>
           <w:b/>
@@ -6033,12 +6176,6 @@
         <w:pStyle w:val="BlockText"/>
       </w:pPr>
       <w:r>
-        <w:t xml:space="preserve">⚠️</w:t>
-      </w:r>
-      <w:r>
-        <w:t xml:space="preserve"> </w:t>
-      </w:r>
-      <w:r>
         <w:rPr>
           <w:rFonts w:hint="eastAsia" w:eastAsia="SimSun" w:ascii="Times New Roman" w:hAnsi="Times New Roman"/>
           <w:b/>
@@ -6053,8 +6190,8 @@
         <w:t xml:space="preserve">。末端炔烃水合先得烯醇，立即互变异构为甲基酮。这就是说——乙炔水合得乙醛（H取代的端基炔），其他端基炔都得甲基酮。</w:t>
       </w:r>
     </w:p>
-    <w:bookmarkEnd w:id="29"/>
-    <w:bookmarkStart w:id="30" w:name="方法技巧"/>
+    <w:bookmarkEnd w:id="32"/>
+    <w:bookmarkStart w:id="33" w:name="方法技巧"/>
     <w:p>
       <w:pPr>
         <w:pStyle w:val="Heading3"/>
@@ -6073,12 +6210,6 @@
       <w:pPr>
         <w:pStyle w:val="BlockText"/>
       </w:pPr>
-      <w:r>
-        <w:t xml:space="preserve">💡</w:t>
-      </w:r>
-      <w:r>
-        <w:t xml:space="preserve"> </w:t>
-      </w:r>
       <w:r>
         <w:rPr>
           <w:rFonts w:hint="eastAsia" w:eastAsia="SimSun" w:ascii="Times New Roman" w:hAnsi="Times New Roman"/>
@@ -6135,12 +6266,6 @@
         <w:pStyle w:val="BlockText"/>
       </w:pPr>
       <w:r>
-        <w:t xml:space="preserve">💡</w:t>
-      </w:r>
-      <w:r>
-        <w:t xml:space="preserve"> </w:t>
-      </w:r>
-      <w:r>
         <w:rPr>
           <w:rFonts w:hint="eastAsia" w:eastAsia="SimSun" w:ascii="Times New Roman" w:hAnsi="Times New Roman"/>
           <w:b/>
@@ -6213,12 +6338,6 @@
       <w:pPr>
         <w:pStyle w:val="BlockText"/>
       </w:pPr>
-      <w:r>
-        <w:t xml:space="preserve">💡</w:t>
-      </w:r>
-      <w:r>
-        <w:t xml:space="preserve"> </w:t>
-      </w:r>
       <w:r>
         <w:rPr>
           <w:rFonts w:hint="eastAsia" w:eastAsia="SimSun" w:ascii="Times New Roman" w:hAnsi="Times New Roman"/>
@@ -6241,8 +6360,8 @@
         </w:pict>
       </w:r>
     </w:p>
-    <w:bookmarkEnd w:id="30"/>
-    <w:bookmarkStart w:id="31" w:name="竞赛深化来自化学竞赛初赛讲义"/>
+    <w:bookmarkEnd w:id="33"/>
+    <w:bookmarkStart w:id="34" w:name="竞赛深化来自化学竞赛初赛讲义"/>
     <w:p>
       <w:pPr>
         <w:pStyle w:val="Heading3"/>
@@ -6583,9 +6702,9 @@
         </w:pict>
       </w:r>
     </w:p>
-    <w:bookmarkEnd w:id="31"/>
-    <w:bookmarkEnd w:id="32"/>
-    <w:bookmarkStart w:id="34" w:name="三典型例题"/>
+    <w:bookmarkEnd w:id="34"/>
+    <w:bookmarkEnd w:id="35"/>
+    <w:bookmarkStart w:id="37" w:name="三典型例题"/>
     <w:p>
       <w:pPr>
         <w:pStyle w:val="Heading2"/>
@@ -6597,7 +6716,7 @@
         <w:t xml:space="preserve">三、典型例题</w:t>
       </w:r>
     </w:p>
-    <w:bookmarkStart w:id="33" w:name="例1-烷烃卤代产物分布计算"/>
+    <w:bookmarkStart w:id="36" w:name="例1-烷烃卤代产物分布计算"/>
     <w:p>
       <w:pPr>
         <w:pStyle w:val="Heading3"/>
@@ -6719,7 +6838,7 @@
           <w:p>
             <w:pPr>
               <w:pStyle w:val="Compact"/>
-              <w:jc w:val="left"/>
+              <w:jc w:val="center"/>
             </w:pPr>
             <w:r>
               <w:rPr>
@@ -6735,7 +6854,7 @@
           <w:p>
             <w:pPr>
               <w:pStyle w:val="Compact"/>
-              <w:jc w:val="left"/>
+              <w:jc w:val="center"/>
             </w:pPr>
             <w:r>
               <w:rPr>
@@ -6817,7 +6936,7 @@
           <w:p>
             <w:pPr>
               <w:pStyle w:val="Compact"/>
-              <w:jc w:val="left"/>
+              <w:jc w:val="center"/>
             </w:pPr>
             <w:r>
               <w:rPr>
@@ -6832,7 +6951,7 @@
           <w:p>
             <w:pPr>
               <w:pStyle w:val="Compact"/>
-              <w:jc w:val="left"/>
+              <w:jc w:val="center"/>
             </w:pPr>
             <w:r>
               <w:rPr>
@@ -6909,7 +7028,7 @@
           <w:p>
             <w:pPr>
               <w:pStyle w:val="Compact"/>
-              <w:jc w:val="left"/>
+              <w:jc w:val="center"/>
             </w:pPr>
             <w:r>
               <w:rPr>
@@ -6924,7 +7043,7 @@
           <w:p>
             <w:pPr>
               <w:pStyle w:val="Compact"/>
-              <w:jc w:val="left"/>
+              <w:jc w:val="center"/>
             </w:pPr>
             <w:r>
               <w:rPr>
@@ -7001,7 +7120,7 @@
           <w:p>
             <w:pPr>
               <w:pStyle w:val="Compact"/>
-              <w:jc w:val="left"/>
+              <w:jc w:val="center"/>
             </w:pPr>
             <w:r>
               <w:rPr>
@@ -7016,7 +7135,7 @@
           <w:p>
             <w:pPr>
               <w:pStyle w:val="Compact"/>
-              <w:jc w:val="left"/>
+              <w:jc w:val="center"/>
             </w:pPr>
             <w:r>
               <w:rPr>
@@ -7093,7 +7212,7 @@
           <w:p>
             <w:pPr>
               <w:pStyle w:val="Compact"/>
-              <w:jc w:val="left"/>
+              <w:jc w:val="center"/>
             </w:pPr>
             <w:r>
               <w:rPr>
@@ -7108,7 +7227,7 @@
           <w:p>
             <w:pPr>
               <w:pStyle w:val="Compact"/>
-              <w:jc w:val="left"/>
+              <w:jc w:val="center"/>
             </w:pPr>
             <w:r>
               <w:rPr>
@@ -7185,7 +7304,7 @@
           <w:p>
             <w:pPr>
               <w:pStyle w:val="Compact"/>
-              <w:jc w:val="left"/>
+              <w:jc w:val="center"/>
             </w:pPr>
             <w:r>
               <w:rPr>
@@ -7200,7 +7319,7 @@
           <w:p>
             <w:pPr>
               <w:pStyle w:val="Compact"/>
-              <w:jc w:val="left"/>
+              <w:jc w:val="center"/>
             </w:pPr>
             <w:r>
               <w:rPr>
@@ -7277,7 +7396,7 @@
           <w:p>
             <w:pPr>
               <w:pStyle w:val="Compact"/>
-              <w:jc w:val="left"/>
+              <w:jc w:val="center"/>
             </w:pPr>
             <w:r>
               <w:rPr>
@@ -7292,7 +7411,7 @@
           <w:p>
             <w:pPr>
               <w:pStyle w:val="Compact"/>
-              <w:jc w:val="left"/>
+              <w:jc w:val="center"/>
             </w:pPr>
             <w:r>
               <w:rPr>
@@ -8290,10 +8409,10 @@
         <w:t xml:space="preserve">—</w:t>
       </w:r>
     </w:p>
-    <w:bookmarkEnd w:id="33"/>
-    <w:bookmarkEnd w:id="34"/>
-    <w:bookmarkEnd w:id="35"/>
-    <w:bookmarkStart w:id="72" w:name="第三讲烷烃烯烃炔烃"/>
+    <w:bookmarkEnd w:id="36"/>
+    <w:bookmarkEnd w:id="37"/>
+    <w:bookmarkEnd w:id="38"/>
+    <w:bookmarkStart w:id="75" w:name="第三讲烷烃烯烃炔烃"/>
     <w:p>
       <w:pPr>
         <w:pStyle w:val="Heading1"/>
@@ -8393,7 +8512,7 @@
         </w:pict>
       </w:r>
     </w:p>
-    <w:bookmarkStart w:id="36" w:name="学习目标-1"/>
+    <w:bookmarkStart w:id="39" w:name="学习目标-1"/>
     <w:p>
       <w:pPr>
         <w:pStyle w:val="Heading2"/>
@@ -8502,8 +8621,8 @@
         </w:pict>
       </w:r>
     </w:p>
-    <w:bookmarkEnd w:id="36"/>
-    <w:bookmarkStart w:id="53" w:name="一核心概念-1"/>
+    <w:bookmarkEnd w:id="39"/>
+    <w:bookmarkStart w:id="56" w:name="一核心概念-1"/>
     <w:p>
       <w:pPr>
         <w:pStyle w:val="Heading2"/>
@@ -8515,7 +8634,7 @@
         <w:t xml:space="preserve">一、核心概念</w:t>
       </w:r>
     </w:p>
-    <w:bookmarkStart w:id="40" w:name="烷烃-1"/>
+    <w:bookmarkStart w:id="43" w:name="烷烃-1"/>
     <w:p>
       <w:pPr>
         <w:pStyle w:val="Heading3"/>
@@ -8530,7 +8649,7 @@
         <w:t xml:space="preserve">烷烃</w:t>
       </w:r>
     </w:p>
-    <w:bookmarkStart w:id="37" w:name="结构特征-3"/>
+    <w:bookmarkStart w:id="40" w:name="结构特征-3"/>
     <w:p>
       <w:pPr>
         <w:pStyle w:val="Heading4"/>
@@ -8614,12 +8733,6 @@
       <w:pPr>
         <w:pStyle w:val="BlockText"/>
       </w:pPr>
-      <w:r>
-        <w:t xml:space="preserve">💡</w:t>
-      </w:r>
-      <w:r>
-        <w:t xml:space="preserve"> </w:t>
-      </w:r>
       <w:r>
         <w:rPr>
           <w:rFonts w:hint="eastAsia" w:eastAsia="SimSun" w:ascii="Times New Roman" w:hAnsi="Times New Roman"/>
@@ -8635,8 +8748,8 @@
         <w:t xml:space="preserve">：支链多→分子更接近球形→分子间接触面积小→色散力弱→沸点低。</w:t>
       </w:r>
     </w:p>
-    <w:bookmarkEnd w:id="37"/>
-    <w:bookmarkStart w:id="38" w:name="自由基卤代反应链式机理"/>
+    <w:bookmarkEnd w:id="40"/>
+    <w:bookmarkStart w:id="41" w:name="自由基卤代反应链式机理"/>
     <w:p>
       <w:pPr>
         <w:pStyle w:val="Heading4"/>
@@ -8812,7 +8925,7 @@
           <w:p>
             <w:pPr>
               <w:pStyle w:val="Compact"/>
-              <w:jc w:val="left"/>
+              <w:jc w:val="center"/>
             </w:pPr>
             <w:r>
               <w:rPr>
@@ -8862,7 +8975,7 @@
           <w:p>
             <w:pPr>
               <w:pStyle w:val="Compact"/>
-              <w:jc w:val="left"/>
+              <w:jc w:val="center"/>
             </w:pPr>
             <w:r>
               <w:rPr>
@@ -8915,7 +9028,7 @@
           <w:p>
             <w:pPr>
               <w:pStyle w:val="Compact"/>
-              <w:jc w:val="left"/>
+              <w:jc w:val="center"/>
             </w:pPr>
             <w:r>
               <w:rPr>
@@ -9017,12 +9130,6 @@
         <w:pStyle w:val="BlockText"/>
       </w:pPr>
       <w:r>
-        <w:t xml:space="preserve">⚠️</w:t>
-      </w:r>
-      <w:r>
-        <w:t xml:space="preserve"> </w:t>
-      </w:r>
-      <w:r>
         <w:rPr>
           <w:rFonts w:hint="eastAsia" w:eastAsia="SimSun" w:ascii="Times New Roman" w:hAnsi="Times New Roman"/>
           <w:b/>
@@ -9093,8 +9200,8 @@
         <w:t xml:space="preserve">。</w:t>
       </w:r>
     </w:p>
-    <w:bookmarkEnd w:id="38"/>
-    <w:bookmarkStart w:id="39" w:name="环烷烃-1"/>
+    <w:bookmarkEnd w:id="41"/>
+    <w:bookmarkStart w:id="42" w:name="环烷烃-1"/>
     <w:p>
       <w:pPr>
         <w:pStyle w:val="Heading4"/>
@@ -9142,12 +9249,6 @@
       <w:pPr>
         <w:pStyle w:val="BlockText"/>
       </w:pPr>
-      <w:r>
-        <w:t xml:space="preserve">💡</w:t>
-      </w:r>
-      <w:r>
-        <w:t xml:space="preserve"> </w:t>
-      </w:r>
       <w:r>
         <w:rPr>
           <w:rFonts w:hint="eastAsia" w:eastAsia="SimSun" w:ascii="Times New Roman" w:hAnsi="Times New Roman"/>
@@ -9179,9 +9280,9 @@
         </w:pict>
       </w:r>
     </w:p>
-    <w:bookmarkEnd w:id="39"/>
-    <w:bookmarkEnd w:id="40"/>
-    <w:bookmarkStart w:id="45" w:name="烯烃-1"/>
+    <w:bookmarkEnd w:id="42"/>
+    <w:bookmarkEnd w:id="43"/>
+    <w:bookmarkStart w:id="48" w:name="烯烃-1"/>
     <w:p>
       <w:pPr>
         <w:pStyle w:val="Heading3"/>
@@ -9196,7 +9297,7 @@
         <w:t xml:space="preserve">烯烃</w:t>
       </w:r>
     </w:p>
-    <w:bookmarkStart w:id="41" w:name="结构与稳定性"/>
+    <w:bookmarkStart w:id="44" w:name="结构与稳定性"/>
     <w:p>
       <w:pPr>
         <w:pStyle w:val="Heading4"/>
@@ -9351,8 +9452,8 @@
         <w:t xml:space="preserve"> kJ/mol)。</w:t>
       </w:r>
     </w:p>
-    <w:bookmarkEnd w:id="41"/>
-    <w:bookmarkStart w:id="42" w:name="亲电加成机理"/>
+    <w:bookmarkEnd w:id="44"/>
+    <w:bookmarkStart w:id="45" w:name="亲电加成机理"/>
     <w:p>
       <w:pPr>
         <w:pStyle w:val="Heading4"/>
@@ -9467,7 +9568,7 @@
           <w:p>
             <w:pPr>
               <w:pStyle w:val="Compact"/>
-              <w:jc w:val="left"/>
+              <w:jc w:val="center"/>
             </w:pPr>
             <w:r>
               <w:rPr>
@@ -9483,7 +9584,7 @@
           <w:p>
             <w:pPr>
               <w:pStyle w:val="Compact"/>
-              <w:jc w:val="left"/>
+              <w:jc w:val="center"/>
             </w:pPr>
             <w:r>
               <w:rPr>
@@ -9499,7 +9600,7 @@
           <w:p>
             <w:pPr>
               <w:pStyle w:val="Compact"/>
-              <w:jc w:val="left"/>
+              <w:jc w:val="center"/>
             </w:pPr>
             <w:r>
               <w:rPr>
@@ -9517,7 +9618,7 @@
           <w:p>
             <w:pPr>
               <w:pStyle w:val="Compact"/>
-              <w:jc w:val="left"/>
+              <w:jc w:val="center"/>
             </w:pPr>
             <w:r>
               <w:rPr>
@@ -9532,7 +9633,7 @@
           <w:p>
             <w:pPr>
               <w:pStyle w:val="Compact"/>
-              <w:jc w:val="left"/>
+              <w:jc w:val="center"/>
             </w:pPr>
             <w:r>
               <w:rPr>
@@ -9547,7 +9648,7 @@
           <w:p>
             <w:pPr>
               <w:pStyle w:val="Compact"/>
-              <w:jc w:val="left"/>
+              <w:jc w:val="center"/>
             </w:pPr>
             <w:r>
               <w:rPr>
@@ -9564,7 +9665,7 @@
           <w:p>
             <w:pPr>
               <w:pStyle w:val="Compact"/>
-              <w:jc w:val="left"/>
+              <w:jc w:val="center"/>
             </w:pPr>
             <w:r>
               <w:rPr>
@@ -9579,7 +9680,7 @@
           <w:p>
             <w:pPr>
               <w:pStyle w:val="Compact"/>
-              <w:jc w:val="left"/>
+              <w:jc w:val="center"/>
             </w:pPr>
             <w:r>
               <w:rPr>
@@ -9594,7 +9695,7 @@
           <w:p>
             <w:pPr>
               <w:pStyle w:val="Compact"/>
-              <w:jc w:val="left"/>
+              <w:jc w:val="center"/>
             </w:pPr>
             <w:r>
               <w:rPr>
@@ -9613,7 +9714,7 @@
           <w:p>
             <w:pPr>
               <w:pStyle w:val="Compact"/>
-              <w:jc w:val="left"/>
+              <w:jc w:val="center"/>
             </w:pPr>
             <w:r>
               <w:rPr>
@@ -9628,7 +9729,7 @@
           <w:p>
             <w:pPr>
               <w:pStyle w:val="Compact"/>
-              <w:jc w:val="left"/>
+              <w:jc w:val="center"/>
             </w:pPr>
             <w:r>
               <w:rPr>
@@ -9643,7 +9744,7 @@
           <w:p>
             <w:pPr>
               <w:pStyle w:val="Compact"/>
-              <w:jc w:val="left"/>
+              <w:jc w:val="center"/>
             </w:pPr>
             <w:r>
               <w:rPr>
@@ -9660,12 +9761,6 @@
         <w:pStyle w:val="BlockText"/>
       </w:pPr>
       <w:r>
-        <w:t xml:space="preserve">⚠️</w:t>
-      </w:r>
-      <w:r>
-        <w:t xml:space="preserve"> </w:t>
-      </w:r>
-      <w:r>
         <w:rPr>
           <w:rFonts w:hint="eastAsia" w:eastAsia="SimSun" w:ascii="Times New Roman" w:hAnsi="Times New Roman"/>
           <w:b/>
@@ -9716,8 +9811,8 @@
         <w:t xml:space="preserve">2-氯-2-甲基丁烷（重排产物）。</w:t>
       </w:r>
     </w:p>
-    <w:bookmarkEnd w:id="42"/>
-    <w:bookmarkStart w:id="43" w:name="马氏规则与反马氏规则"/>
+    <w:bookmarkEnd w:id="45"/>
+    <w:bookmarkStart w:id="46" w:name="马氏规则与反马氏规则"/>
     <w:p>
       <w:pPr>
         <w:pStyle w:val="Heading4"/>
@@ -9754,7 +9849,7 @@
           <w:p>
             <w:pPr>
               <w:pStyle w:val="Compact"/>
-              <w:jc w:val="left"/>
+              <w:jc w:val="center"/>
             </w:pPr>
             <w:r>
               <w:rPr>
@@ -9770,7 +9865,7 @@
           <w:p>
             <w:pPr>
               <w:pStyle w:val="Compact"/>
-              <w:jc w:val="left"/>
+              <w:jc w:val="center"/>
             </w:pPr>
             <w:r>
               <w:rPr>
@@ -9786,7 +9881,7 @@
           <w:p>
             <w:pPr>
               <w:pStyle w:val="Compact"/>
-              <w:jc w:val="left"/>
+              <w:jc w:val="center"/>
             </w:pPr>
             <w:r>
               <w:rPr>
@@ -9802,7 +9897,7 @@
           <w:p>
             <w:pPr>
               <w:pStyle w:val="Compact"/>
-              <w:jc w:val="left"/>
+              <w:jc w:val="center"/>
             </w:pPr>
             <w:r>
               <w:rPr>
@@ -9820,7 +9915,7 @@
           <w:p>
             <w:pPr>
               <w:pStyle w:val="Compact"/>
-              <w:jc w:val="left"/>
+              <w:jc w:val="center"/>
             </w:pPr>
             <w:r>
               <w:rPr>
@@ -9837,7 +9932,7 @@
           <w:p>
             <w:pPr>
               <w:pStyle w:val="Compact"/>
-              <w:jc w:val="left"/>
+              <w:jc w:val="center"/>
             </w:pPr>
             <w:r>
               <w:rPr>
@@ -9852,7 +9947,7 @@
           <w:p>
             <w:pPr>
               <w:pStyle w:val="Compact"/>
-              <w:jc w:val="left"/>
+              <w:jc w:val="center"/>
             </w:pPr>
             <w:r>
               <w:rPr>
@@ -9867,7 +9962,7 @@
           <w:p>
             <w:pPr>
               <w:pStyle w:val="Compact"/>
-              <w:jc w:val="left"/>
+              <w:jc w:val="center"/>
             </w:pPr>
             <w:r>
               <w:rPr>
@@ -9884,7 +9979,7 @@
           <w:p>
             <w:pPr>
               <w:pStyle w:val="Compact"/>
-              <w:jc w:val="left"/>
+              <w:jc w:val="center"/>
             </w:pPr>
             <w:r>
               <w:rPr>
@@ -9901,7 +9996,7 @@
           <w:p>
             <w:pPr>
               <w:pStyle w:val="Compact"/>
-              <w:jc w:val="left"/>
+              <w:jc w:val="center"/>
             </w:pPr>
             <w:r>
               <w:rPr>
@@ -9922,7 +10017,7 @@
           <w:p>
             <w:pPr>
               <w:pStyle w:val="Compact"/>
-              <w:jc w:val="left"/>
+              <w:jc w:val="center"/>
             </w:pPr>
             <w:r>
               <w:rPr>
@@ -9937,7 +10032,7 @@
           <w:p>
             <w:pPr>
               <w:pStyle w:val="Compact"/>
-              <w:jc w:val="left"/>
+              <w:jc w:val="center"/>
             </w:pPr>
             <w:r>
               <w:rPr>
@@ -9954,7 +10049,7 @@
           <w:p>
             <w:pPr>
               <w:pStyle w:val="Compact"/>
-              <w:jc w:val="left"/>
+              <w:jc w:val="center"/>
             </w:pPr>
             <w:r>
               <w:rPr>
@@ -9971,7 +10066,7 @@
           <w:p>
             <w:pPr>
               <w:pStyle w:val="Compact"/>
-              <w:jc w:val="left"/>
+              <w:jc w:val="center"/>
             </w:pPr>
             <w:r>
               <w:rPr>
@@ -9986,7 +10081,7 @@
           <w:p>
             <w:pPr>
               <w:pStyle w:val="Compact"/>
-              <w:jc w:val="left"/>
+              <w:jc w:val="center"/>
             </w:pPr>
             <w:r>
               <w:rPr>
@@ -10001,7 +10096,7 @@
           <w:p>
             <w:pPr>
               <w:pStyle w:val="Compact"/>
-              <w:jc w:val="left"/>
+              <w:jc w:val="center"/>
             </w:pPr>
             <w:r>
               <w:rPr>
@@ -10018,12 +10113,6 @@
         <w:pStyle w:val="BlockText"/>
       </w:pPr>
       <w:r>
-        <w:t xml:space="preserve">💡</w:t>
-      </w:r>
-      <w:r>
-        <w:t xml:space="preserve"> </w:t>
-      </w:r>
-      <w:r>
         <w:rPr>
           <w:rFonts w:hint="eastAsia" w:eastAsia="SimSun" w:ascii="Times New Roman" w:hAnsi="Times New Roman"/>
           <w:b/>
@@ -10052,8 +10141,8 @@
         <w:t xml:space="preserve">。电正性(H⁺)→马氏；自由基(Br·)→反马氏（产生更稳定的自由基中间体）。</w:t>
       </w:r>
     </w:p>
-    <w:bookmarkEnd w:id="43"/>
-    <w:bookmarkStart w:id="44" w:name="烯烃的氧化与双键定位"/>
+    <w:bookmarkEnd w:id="46"/>
+    <w:bookmarkStart w:id="47" w:name="烯烃的氧化与双键定位"/>
     <w:p>
       <w:pPr>
         <w:pStyle w:val="Heading4"/>
@@ -10088,7 +10177,7 @@
           <w:p>
             <w:pPr>
               <w:pStyle w:val="Compact"/>
-              <w:jc w:val="left"/>
+              <w:jc w:val="center"/>
             </w:pPr>
             <w:r>
               <w:rPr>
@@ -10104,7 +10193,7 @@
           <w:p>
             <w:pPr>
               <w:pStyle w:val="Compact"/>
-              <w:jc w:val="left"/>
+              <w:jc w:val="center"/>
             </w:pPr>
             <w:r>
               <w:rPr>
@@ -10120,7 +10209,7 @@
           <w:p>
             <w:pPr>
               <w:pStyle w:val="Compact"/>
-              <w:jc w:val="left"/>
+              <w:jc w:val="center"/>
             </w:pPr>
             <w:r>
               <w:rPr>
@@ -10138,7 +10227,7 @@
           <w:p>
             <w:pPr>
               <w:pStyle w:val="Compact"/>
-              <w:jc w:val="left"/>
+              <w:jc w:val="center"/>
             </w:pPr>
             <w:r>
               <w:rPr>
@@ -10153,7 +10242,7 @@
           <w:p>
             <w:pPr>
               <w:pStyle w:val="Compact"/>
-              <w:jc w:val="left"/>
+              <w:jc w:val="center"/>
             </w:pPr>
             <w:r>
               <w:rPr>
@@ -10168,7 +10257,7 @@
           <w:p>
             <w:pPr>
               <w:pStyle w:val="Compact"/>
-              <w:jc w:val="left"/>
+              <w:jc w:val="center"/>
             </w:pPr>
             <w:r>
               <w:rPr>
@@ -10185,7 +10274,7 @@
           <w:p>
             <w:pPr>
               <w:pStyle w:val="Compact"/>
-              <w:jc w:val="left"/>
+              <w:jc w:val="center"/>
             </w:pPr>
             <w:r>
               <w:rPr>
@@ -10200,7 +10289,7 @@
           <w:p>
             <w:pPr>
               <w:pStyle w:val="Compact"/>
-              <w:jc w:val="left"/>
+              <w:jc w:val="center"/>
             </w:pPr>
             <w:r>
               <w:rPr>
@@ -10215,7 +10304,7 @@
           <w:p>
             <w:pPr>
               <w:pStyle w:val="Compact"/>
-              <w:jc w:val="left"/>
+              <w:jc w:val="center"/>
             </w:pPr>
             <w:r>
               <w:rPr>
@@ -10232,7 +10321,7 @@
           <w:p>
             <w:pPr>
               <w:pStyle w:val="Compact"/>
-              <w:jc w:val="left"/>
+              <w:jc w:val="center"/>
             </w:pPr>
             <w:r>
               <w:rPr>
@@ -10247,7 +10336,7 @@
           <w:p>
             <w:pPr>
               <w:pStyle w:val="Compact"/>
-              <w:jc w:val="left"/>
+              <w:jc w:val="center"/>
             </w:pPr>
             <w:r>
               <w:rPr>
@@ -10262,7 +10351,7 @@
           <w:p>
             <w:pPr>
               <w:pStyle w:val="Compact"/>
-              <w:jc w:val="left"/>
+              <w:jc w:val="center"/>
             </w:pPr>
             <w:r>
               <w:rPr>
@@ -10279,7 +10368,7 @@
           <w:p>
             <w:pPr>
               <w:pStyle w:val="Compact"/>
-              <w:jc w:val="left"/>
+              <w:jc w:val="center"/>
             </w:pPr>
             <w:r>
               <w:rPr>
@@ -10294,7 +10383,7 @@
           <w:p>
             <w:pPr>
               <w:pStyle w:val="Compact"/>
-              <w:jc w:val="left"/>
+              <w:jc w:val="center"/>
             </w:pPr>
             <w:r>
               <w:rPr>
@@ -10309,7 +10398,7 @@
           <w:p>
             <w:pPr>
               <w:pStyle w:val="Compact"/>
-              <w:jc w:val="left"/>
+              <w:jc w:val="center"/>
             </w:pPr>
             <w:r>
               <w:rPr>
@@ -10326,7 +10415,7 @@
           <w:p>
             <w:pPr>
               <w:pStyle w:val="Compact"/>
-              <w:jc w:val="left"/>
+              <w:jc w:val="center"/>
             </w:pPr>
             <w:r>
               <w:rPr>
@@ -10341,7 +10430,7 @@
           <w:p>
             <w:pPr>
               <w:pStyle w:val="Compact"/>
-              <w:jc w:val="left"/>
+              <w:jc w:val="center"/>
             </w:pPr>
             <w:r>
               <w:rPr>
@@ -10356,7 +10445,7 @@
           <w:p>
             <w:pPr>
               <w:pStyle w:val="Compact"/>
-              <w:jc w:val="left"/>
+              <w:jc w:val="center"/>
             </w:pPr>
             <w:r>
               <w:rPr>
@@ -10375,9 +10464,9 @@
         </w:pict>
       </w:r>
     </w:p>
-    <w:bookmarkEnd w:id="44"/>
-    <w:bookmarkEnd w:id="45"/>
-    <w:bookmarkStart w:id="49" w:name="共轭二烯烃"/>
+    <w:bookmarkEnd w:id="47"/>
+    <w:bookmarkEnd w:id="48"/>
+    <w:bookmarkStart w:id="52" w:name="共轭二烯烃"/>
     <w:p>
       <w:pPr>
         <w:pStyle w:val="Heading3"/>
@@ -10392,7 +10481,7 @@
         <w:t xml:space="preserve">共轭二烯烃</w:t>
       </w:r>
     </w:p>
-    <w:bookmarkStart w:id="46" w:name="共轭体系"/>
+    <w:bookmarkStart w:id="49" w:name="共轭体系"/>
     <w:p>
       <w:pPr>
         <w:pStyle w:val="Heading4"/>
@@ -10463,8 +10552,8 @@
         <w:t xml:space="preserve">体系。</w:t>
       </w:r>
     </w:p>
-    <w:bookmarkEnd w:id="46"/>
-    <w:bookmarkStart w:id="47" w:name="vs-14-加成动力学热力学控制经典案例"/>
+    <w:bookmarkEnd w:id="49"/>
+    <w:bookmarkStart w:id="50" w:name="vs-14-加成动力学热力学控制经典案例"/>
     <w:p>
       <w:pPr>
         <w:pStyle w:val="Heading4"/>
@@ -10728,7 +10817,7 @@
           <w:p>
             <w:pPr>
               <w:pStyle w:val="Compact"/>
-              <w:jc w:val="left"/>
+              <w:jc w:val="center"/>
             </w:pPr>
             <w:r>
               <w:rPr>
@@ -10744,7 +10833,7 @@
           <w:p>
             <w:pPr>
               <w:pStyle w:val="Compact"/>
-              <w:jc w:val="left"/>
+              <w:jc w:val="center"/>
             </w:pPr>
             <w:r>
               <w:rPr>
@@ -10777,7 +10866,7 @@
           <w:p>
             <w:pPr>
               <w:pStyle w:val="Compact"/>
-              <w:jc w:val="left"/>
+              <w:jc w:val="center"/>
             </w:pPr>
             <w:r>
               <w:rPr>
@@ -10792,7 +10881,7 @@
           <w:p>
             <w:pPr>
               <w:pStyle w:val="Compact"/>
-              <w:jc w:val="left"/>
+              <w:jc w:val="center"/>
             </w:pPr>
             <w:r>
               <w:rPr>
@@ -10824,7 +10913,7 @@
           <w:p>
             <w:pPr>
               <w:pStyle w:val="Compact"/>
-              <w:jc w:val="left"/>
+              <w:jc w:val="center"/>
             </w:pPr>
             <w:r>
               <w:rPr>
@@ -10839,7 +10928,7 @@
           <w:p>
             <w:pPr>
               <w:pStyle w:val="Compact"/>
-              <w:jc w:val="left"/>
+              <w:jc w:val="center"/>
             </w:pPr>
             <w:r>
               <w:rPr>
@@ -10856,12 +10945,6 @@
         <w:pStyle w:val="BlockText"/>
       </w:pPr>
       <w:r>
-        <w:t xml:space="preserve">💡</w:t>
-      </w:r>
-      <w:r>
-        <w:t xml:space="preserve"> </w:t>
-      </w:r>
-      <w:r>
         <w:rPr>
           <w:rFonts w:hint="eastAsia" w:eastAsia="SimSun" w:ascii="Times New Roman" w:hAnsi="Times New Roman"/>
           <w:b/>
@@ -10876,8 +10959,8 @@
         <w:t xml:space="preserve">：动力学控制→在低温下捕获最快产物；热力学控制→升高温度或延长反应时间使平衡移动。</w:t>
       </w:r>
     </w:p>
-    <w:bookmarkEnd w:id="47"/>
-    <w:bookmarkStart w:id="48" w:name="diels-alder-42-环加成"/>
+    <w:bookmarkEnd w:id="50"/>
+    <w:bookmarkStart w:id="51" w:name="diels-alder-42-环加成"/>
     <w:p>
       <w:pPr>
         <w:pStyle w:val="Heading4"/>
@@ -11029,12 +11112,6 @@
       <w:pPr>
         <w:pStyle w:val="BlockText"/>
       </w:pPr>
-      <w:r>
-        <w:t xml:space="preserve">⚠️</w:t>
-      </w:r>
-      <w:r>
-        <w:t xml:space="preserve"> </w:t>
-      </w:r>
       <w:r>
         <w:rPr>
           <w:rFonts w:hint="eastAsia" w:eastAsia="SimSun" w:ascii="Times New Roman" w:hAnsi="Times New Roman"/>
@@ -11066,9 +11143,9 @@
         </w:pict>
       </w:r>
     </w:p>
-    <w:bookmarkEnd w:id="48"/>
-    <w:bookmarkEnd w:id="49"/>
-    <w:bookmarkStart w:id="52" w:name="炔烃-1"/>
+    <w:bookmarkEnd w:id="51"/>
+    <w:bookmarkEnd w:id="52"/>
+    <w:bookmarkStart w:id="55" w:name="炔烃-1"/>
     <w:p>
       <w:pPr>
         <w:pStyle w:val="Heading3"/>
@@ -11083,7 +11160,7 @@
         <w:t xml:space="preserve">炔烃</w:t>
       </w:r>
     </w:p>
-    <w:bookmarkStart w:id="50" w:name="结构与酸性"/>
+    <w:bookmarkStart w:id="53" w:name="结构与酸性"/>
     <w:p>
       <w:pPr>
         <w:pStyle w:val="Heading4"/>
@@ -11211,12 +11288,6 @@
         <w:pStyle w:val="BlockText"/>
       </w:pPr>
       <w:r>
-        <w:t xml:space="preserve">💡</w:t>
-      </w:r>
-      <w:r>
-        <w:t xml:space="preserve"> </w:t>
-      </w:r>
-      <w:r>
         <w:rPr>
           <w:rFonts w:hint="eastAsia" w:eastAsia="SimSun" w:ascii="Times New Roman" w:hAnsi="Times New Roman"/>
           <w:b/>
@@ -11240,8 +11311,8 @@
         <w:t xml:space="preserve">halide)不反应（需过渡金属催化）。</w:t>
       </w:r>
     </w:p>
-    <w:bookmarkEnd w:id="50"/>
-    <w:bookmarkStart w:id="51" w:name="亲电加成"/>
+    <w:bookmarkEnd w:id="53"/>
+    <w:bookmarkStart w:id="54" w:name="亲电加成"/>
     <w:p>
       <w:pPr>
         <w:pStyle w:val="Heading4"/>
@@ -11288,7 +11359,7 @@
           <w:p>
             <w:pPr>
               <w:pStyle w:val="Compact"/>
-              <w:jc w:val="left"/>
+              <w:jc w:val="center"/>
             </w:pPr>
             <w:r>
               <w:rPr>
@@ -11304,7 +11375,7 @@
           <w:p>
             <w:pPr>
               <w:pStyle w:val="Compact"/>
-              <w:jc w:val="left"/>
+              <w:jc w:val="center"/>
             </w:pPr>
             <w:r>
               <w:rPr>
@@ -11320,7 +11391,7 @@
           <w:p>
             <w:pPr>
               <w:pStyle w:val="Compact"/>
-              <w:jc w:val="left"/>
+              <w:jc w:val="center"/>
             </w:pPr>
             <w:r>
               <w:rPr>
@@ -11336,7 +11407,7 @@
           <w:p>
             <w:pPr>
               <w:pStyle w:val="Compact"/>
-              <w:jc w:val="left"/>
+              <w:jc w:val="center"/>
             </w:pPr>
             <w:r>
               <w:rPr>
@@ -11354,7 +11425,7 @@
           <w:p>
             <w:pPr>
               <w:pStyle w:val="Compact"/>
-              <w:jc w:val="left"/>
+              <w:jc w:val="center"/>
             </w:pPr>
             <w:r>
               <w:rPr>
@@ -11369,7 +11440,7 @@
           <w:p>
             <w:pPr>
               <w:pStyle w:val="Compact"/>
-              <w:jc w:val="left"/>
+              <w:jc w:val="center"/>
             </w:pPr>
             <w:r>
               <w:rPr>
@@ -11384,7 +11455,7 @@
           <w:p>
             <w:pPr>
               <w:pStyle w:val="Compact"/>
-              <w:jc w:val="left"/>
+              <w:jc w:val="center"/>
             </w:pPr>
             <w:r>
               <w:rPr>
@@ -11399,7 +11470,7 @@
           <w:p>
             <w:pPr>
               <w:pStyle w:val="Compact"/>
-              <w:jc w:val="left"/>
+              <w:jc w:val="center"/>
             </w:pPr>
             <w:r>
               <w:rPr>
@@ -11416,7 +11487,7 @@
           <w:p>
             <w:pPr>
               <w:pStyle w:val="Compact"/>
-              <w:jc w:val="left"/>
+              <w:jc w:val="center"/>
             </w:pPr>
             <w:r>
               <w:rPr>
@@ -11431,7 +11502,7 @@
           <w:p>
             <w:pPr>
               <w:pStyle w:val="Compact"/>
-              <w:jc w:val="left"/>
+              <w:jc w:val="center"/>
             </w:pPr>
             <w:r>
               <w:rPr>
@@ -11446,7 +11517,7 @@
           <w:p>
             <w:pPr>
               <w:pStyle w:val="Compact"/>
-              <w:jc w:val="left"/>
+              <w:jc w:val="center"/>
             </w:pPr>
             <w:r>
               <w:rPr>
@@ -11461,7 +11532,7 @@
           <w:p>
             <w:pPr>
               <w:pStyle w:val="Compact"/>
-              <w:jc w:val="left"/>
+              <w:jc w:val="center"/>
             </w:pPr>
             <w:r>
               <w:rPr>
@@ -11478,7 +11549,7 @@
           <w:p>
             <w:pPr>
               <w:pStyle w:val="Compact"/>
-              <w:jc w:val="left"/>
+              <w:jc w:val="center"/>
             </w:pPr>
             <w:r>
               <w:rPr>
@@ -11493,7 +11564,7 @@
           <w:p>
             <w:pPr>
               <w:pStyle w:val="Compact"/>
-              <w:jc w:val="left"/>
+              <w:jc w:val="center"/>
             </w:pPr>
             <w:r>
               <w:rPr>
@@ -11508,7 +11579,7 @@
           <w:p>
             <w:pPr>
               <w:pStyle w:val="Compact"/>
-              <w:jc w:val="left"/>
+              <w:jc w:val="center"/>
             </w:pPr>
             <w:r>
               <w:rPr>
@@ -11523,7 +11594,7 @@
           <w:p>
             <w:pPr>
               <w:pStyle w:val="Compact"/>
-              <w:jc w:val="left"/>
+              <w:jc w:val="center"/>
             </w:pPr>
             <w:r>
               <w:rPr>
@@ -11540,7 +11611,7 @@
           <w:p>
             <w:pPr>
               <w:pStyle w:val="Compact"/>
-              <w:jc w:val="left"/>
+              <w:jc w:val="center"/>
             </w:pPr>
             <w:r>
               <w:rPr>
@@ -11555,7 +11626,7 @@
           <w:p>
             <w:pPr>
               <w:pStyle w:val="Compact"/>
-              <w:jc w:val="left"/>
+              <w:jc w:val="center"/>
             </w:pPr>
             <w:r>
               <w:rPr>
@@ -11570,7 +11641,7 @@
           <w:p>
             <w:pPr>
               <w:pStyle w:val="Compact"/>
-              <w:jc w:val="left"/>
+              <w:jc w:val="center"/>
             </w:pPr>
             <w:r>
               <w:rPr>
@@ -11585,7 +11656,7 @@
           <w:p>
             <w:pPr>
               <w:pStyle w:val="Compact"/>
-              <w:jc w:val="left"/>
+              <w:jc w:val="center"/>
             </w:pPr>
             <w:r>
               <w:rPr>
@@ -11620,12 +11691,6 @@
       <w:pPr>
         <w:pStyle w:val="BlockText"/>
       </w:pPr>
-      <w:r>
-        <w:t xml:space="preserve">⚠️</w:t>
-      </w:r>
-      <w:r>
-        <w:t xml:space="preserve"> </w:t>
-      </w:r>
       <w:r>
         <w:rPr>
           <w:rFonts w:hint="eastAsia" w:eastAsia="SimSun" w:ascii="Times New Roman" w:hAnsi="Times New Roman"/>
@@ -11648,10 +11713,10 @@
         </w:pict>
       </w:r>
     </w:p>
-    <w:bookmarkEnd w:id="51"/>
-    <w:bookmarkEnd w:id="52"/>
-    <w:bookmarkEnd w:id="53"/>
-    <w:bookmarkStart w:id="57" w:name="二规律与方法-1"/>
+    <w:bookmarkEnd w:id="54"/>
+    <w:bookmarkEnd w:id="55"/>
+    <w:bookmarkEnd w:id="56"/>
+    <w:bookmarkStart w:id="60" w:name="二规律与方法-1"/>
     <w:p>
       <w:pPr>
         <w:pStyle w:val="Heading2"/>
@@ -11663,7 +11728,7 @@
         <w:t xml:space="preserve">二、规律与方法</w:t>
       </w:r>
     </w:p>
-    <w:bookmarkStart w:id="54" w:name="烃类反应对照表"/>
+    <w:bookmarkStart w:id="57" w:name="烃类反应对照表"/>
     <w:p>
       <w:pPr>
         <w:pStyle w:val="Heading3"/>
@@ -11700,7 +11765,7 @@
           <w:p>
             <w:pPr>
               <w:pStyle w:val="Compact"/>
-              <w:jc w:val="left"/>
+              <w:jc w:val="center"/>
             </w:pPr>
             <w:r>
               <w:rPr>
@@ -11716,7 +11781,7 @@
           <w:p>
             <w:pPr>
               <w:pStyle w:val="Compact"/>
-              <w:jc w:val="left"/>
+              <w:jc w:val="center"/>
             </w:pPr>
             <w:r>
               <w:rPr>
@@ -11732,7 +11797,7 @@
           <w:p>
             <w:pPr>
               <w:pStyle w:val="Compact"/>
-              <w:jc w:val="left"/>
+              <w:jc w:val="center"/>
             </w:pPr>
             <w:r>
               <w:rPr>
@@ -11748,7 +11813,7 @@
           <w:p>
             <w:pPr>
               <w:pStyle w:val="Compact"/>
-              <w:jc w:val="left"/>
+              <w:jc w:val="center"/>
             </w:pPr>
             <w:r>
               <w:rPr>
@@ -11766,7 +11831,7 @@
           <w:p>
             <w:pPr>
               <w:pStyle w:val="Compact"/>
-              <w:jc w:val="left"/>
+              <w:jc w:val="center"/>
             </w:pPr>
             <w:r>
               <w:rPr>
@@ -11781,7 +11846,7 @@
           <w:p>
             <w:pPr>
               <w:pStyle w:val="Compact"/>
-              <w:jc w:val="left"/>
+              <w:jc w:val="center"/>
             </w:pPr>
             <w:r>
               <w:rPr>
@@ -11796,7 +11861,7 @@
           <w:p>
             <w:pPr>
               <w:pStyle w:val="Compact"/>
-              <w:jc w:val="left"/>
+              <w:jc w:val="center"/>
             </w:pPr>
             <w:r>
               <w:rPr>
@@ -11811,7 +11876,7 @@
           <w:p>
             <w:pPr>
               <w:pStyle w:val="Compact"/>
-              <w:jc w:val="left"/>
+              <w:jc w:val="center"/>
             </w:pPr>
             <w:r>
               <w:rPr>
@@ -11828,7 +11893,7 @@
           <w:p>
             <w:pPr>
               <w:pStyle w:val="Compact"/>
-              <w:jc w:val="left"/>
+              <w:jc w:val="center"/>
             </w:pPr>
             <w:r>
               <w:rPr>
@@ -11843,7 +11908,7 @@
           <w:p>
             <w:pPr>
               <w:pStyle w:val="Compact"/>
-              <w:jc w:val="left"/>
+              <w:jc w:val="center"/>
             </w:pPr>
             <w:r>
               <w:rPr>
@@ -11858,7 +11923,7 @@
           <w:p>
             <w:pPr>
               <w:pStyle w:val="Compact"/>
-              <w:jc w:val="left"/>
+              <w:jc w:val="center"/>
             </w:pPr>
             <w:r>
               <w:rPr>
@@ -11885,7 +11950,7 @@
           <w:p>
             <w:pPr>
               <w:pStyle w:val="Compact"/>
-              <w:jc w:val="left"/>
+              <w:jc w:val="center"/>
             </w:pPr>
             <w:r>
               <w:rPr>
@@ -11914,7 +11979,7 @@
           <w:p>
             <w:pPr>
               <w:pStyle w:val="Compact"/>
-              <w:jc w:val="left"/>
+              <w:jc w:val="center"/>
             </w:pPr>
             <w:r>
               <w:rPr>
@@ -11929,7 +11994,7 @@
           <w:p>
             <w:pPr>
               <w:pStyle w:val="Compact"/>
-              <w:jc w:val="left"/>
+              <w:jc w:val="center"/>
             </w:pPr>
             <w:r>
               <w:rPr>
@@ -11950,7 +12015,7 @@
           <w:p>
             <w:pPr>
               <w:pStyle w:val="Compact"/>
-              <w:jc w:val="left"/>
+              <w:jc w:val="center"/>
             </w:pPr>
             <w:r>
               <w:rPr>
@@ -11977,7 +12042,7 @@
           <w:p>
             <w:pPr>
               <w:pStyle w:val="Compact"/>
-              <w:jc w:val="left"/>
+              <w:jc w:val="center"/>
             </w:pPr>
             <w:r>
               <w:rPr>
@@ -11994,7 +12059,7 @@
           <w:p>
             <w:pPr>
               <w:pStyle w:val="Compact"/>
-              <w:jc w:val="left"/>
+              <w:jc w:val="center"/>
             </w:pPr>
             <w:r>
               <w:rPr>
@@ -12009,7 +12074,7 @@
           <w:p>
             <w:pPr>
               <w:pStyle w:val="Compact"/>
-              <w:jc w:val="left"/>
+              <w:jc w:val="center"/>
             </w:pPr>
             <w:r>
               <w:rPr>
@@ -12024,7 +12089,7 @@
           <w:p>
             <w:pPr>
               <w:pStyle w:val="Compact"/>
-              <w:jc w:val="left"/>
+              <w:jc w:val="center"/>
             </w:pPr>
             <w:r>
               <w:rPr>
@@ -12051,7 +12116,7 @@
           <w:p>
             <w:pPr>
               <w:pStyle w:val="Compact"/>
-              <w:jc w:val="left"/>
+              <w:jc w:val="center"/>
             </w:pPr>
             <w:r>
               <w:rPr>
@@ -12075,8 +12140,8 @@
         </w:tc>
       </w:tr>
     </w:tbl>
-    <w:bookmarkEnd w:id="54"/>
-    <w:bookmarkStart w:id="55" w:name="常见易错点-1"/>
+    <w:bookmarkEnd w:id="57"/>
+    <w:bookmarkStart w:id="58" w:name="常见易错点-1"/>
     <w:p>
       <w:pPr>
         <w:pStyle w:val="Heading3"/>
@@ -12095,12 +12160,6 @@
       <w:pPr>
         <w:pStyle w:val="BlockText"/>
       </w:pPr>
-      <w:r>
-        <w:t xml:space="preserve">⚠️</w:t>
-      </w:r>
-      <w:r>
-        <w:t xml:space="preserve"> </w:t>
-      </w:r>
       <w:r>
         <w:rPr>
           <w:rFonts w:hint="eastAsia" w:eastAsia="SimSun" w:ascii="Times New Roman" w:hAnsi="Times New Roman"/>
@@ -12173,12 +12232,6 @@
         <w:pStyle w:val="BlockText"/>
       </w:pPr>
       <w:r>
-        <w:t xml:space="preserve">⚠️</w:t>
-      </w:r>
-      <w:r>
-        <w:t xml:space="preserve"> </w:t>
-      </w:r>
-      <w:r>
         <w:rPr>
           <w:rFonts w:hint="eastAsia" w:eastAsia="SimSun" w:ascii="Times New Roman" w:hAnsi="Times New Roman"/>
           <w:b/>
@@ -12246,12 +12299,6 @@
         <w:pStyle w:val="BlockText"/>
       </w:pPr>
       <w:r>
-        <w:t xml:space="preserve">⚠️</w:t>
-      </w:r>
-      <w:r>
-        <w:t xml:space="preserve"> </w:t>
-      </w:r>
-      <w:r>
         <w:rPr>
           <w:rFonts w:hint="eastAsia" w:eastAsia="SimSun" w:ascii="Times New Roman" w:hAnsi="Times New Roman"/>
           <w:b/>
@@ -12307,12 +12354,6 @@
         <w:pStyle w:val="BlockText"/>
       </w:pPr>
       <w:r>
-        <w:t xml:space="preserve">⚠️</w:t>
-      </w:r>
-      <w:r>
-        <w:t xml:space="preserve"> </w:t>
-      </w:r>
-      <w:r>
         <w:rPr>
           <w:rFonts w:hint="eastAsia" w:eastAsia="SimSun" w:ascii="Times New Roman" w:hAnsi="Times New Roman"/>
           <w:b/>
@@ -12348,8 +12389,8 @@
         <w:t xml:space="preserve">——双烯体和亲双烯体的取代基空间关系在产物中完全保持。这是周环反应”立体专一性”的核心证据。</w:t>
       </w:r>
     </w:p>
-    <w:bookmarkEnd w:id="55"/>
-    <w:bookmarkStart w:id="56" w:name="方法技巧-1"/>
+    <w:bookmarkEnd w:id="58"/>
+    <w:bookmarkStart w:id="59" w:name="方法技巧-1"/>
     <w:p>
       <w:pPr>
         <w:pStyle w:val="Heading3"/>
@@ -12368,12 +12409,6 @@
       <w:pPr>
         <w:pStyle w:val="BlockText"/>
       </w:pPr>
-      <w:r>
-        <w:t xml:space="preserve">💡</w:t>
-      </w:r>
-      <w:r>
-        <w:t xml:space="preserve"> </w:t>
-      </w:r>
       <w:r>
         <w:rPr>
           <w:rFonts w:hint="eastAsia" w:eastAsia="SimSun" w:ascii="Times New Roman" w:hAnsi="Times New Roman"/>
@@ -12411,12 +12446,6 @@
       <w:pPr>
         <w:pStyle w:val="BlockText"/>
       </w:pPr>
-      <w:r>
-        <w:t xml:space="preserve">💡</w:t>
-      </w:r>
-      <w:r>
-        <w:t xml:space="preserve"> </w:t>
-      </w:r>
       <w:r>
         <w:rPr>
           <w:rFonts w:hint="eastAsia" w:eastAsia="SimSun" w:ascii="Times New Roman" w:hAnsi="Times New Roman"/>
@@ -12457,9 +12486,9 @@
         </w:pict>
       </w:r>
     </w:p>
-    <w:bookmarkEnd w:id="56"/>
-    <w:bookmarkEnd w:id="57"/>
-    <w:bookmarkStart w:id="63" w:name="三典型例题-1"/>
+    <w:bookmarkEnd w:id="59"/>
+    <w:bookmarkEnd w:id="60"/>
+    <w:bookmarkStart w:id="66" w:name="三典型例题-1"/>
     <w:p>
       <w:pPr>
         <w:pStyle w:val="Heading2"/>
@@ -12471,7 +12500,7 @@
         <w:t xml:space="preserve">三、典型例题</w:t>
       </w:r>
     </w:p>
-    <w:bookmarkStart w:id="58" w:name="例1-烷烃一氯代产物分布"/>
+    <w:bookmarkStart w:id="61" w:name="例1-烷烃一氯代产物分布"/>
     <w:p>
       <w:pPr>
         <w:pStyle w:val="Heading3"/>
@@ -12676,7 +12705,7 @@
           <w:p>
             <w:pPr>
               <w:pStyle w:val="Compact"/>
-              <w:jc w:val="left"/>
+              <w:jc w:val="center"/>
             </w:pPr>
             <w:r>
               <w:rPr>
@@ -12774,7 +12803,7 @@
           <w:p>
             <w:pPr>
               <w:pStyle w:val="Compact"/>
-              <w:jc w:val="left"/>
+              <w:jc w:val="center"/>
             </w:pPr>
             <w:r>
               <w:rPr>
@@ -12866,7 +12895,7 @@
           <w:p>
             <w:pPr>
               <w:pStyle w:val="Compact"/>
-              <w:jc w:val="left"/>
+              <w:jc w:val="center"/>
             </w:pPr>
             <w:r>
               <w:rPr>
@@ -12958,7 +12987,7 @@
           <w:p>
             <w:pPr>
               <w:pStyle w:val="Compact"/>
-              <w:jc w:val="left"/>
+              <w:jc w:val="center"/>
             </w:pPr>
             <w:r>
               <w:rPr>
@@ -13050,7 +13079,7 @@
           <w:p>
             <w:pPr>
               <w:pStyle w:val="Compact"/>
-              <w:jc w:val="left"/>
+              <w:jc w:val="center"/>
             </w:pPr>
             <w:r>
               <w:rPr>
@@ -13186,8 +13215,8 @@
         <w:t xml:space="preserve"> 13.9%。</w:t>
       </w:r>
     </w:p>
-    <w:bookmarkEnd w:id="58"/>
-    <w:bookmarkStart w:id="59" w:name="例2-烯烃亲电加成的立体化学"/>
+    <w:bookmarkEnd w:id="61"/>
+    <w:bookmarkStart w:id="62" w:name="例2-烯烃亲电加成的立体化学"/>
     <w:p>
       <w:pPr>
         <w:pStyle w:val="Heading3"/>
@@ -13420,8 +13449,8 @@
         <w:t xml:space="preserve">立体化学的经典规律。</w:t>
       </w:r>
     </w:p>
-    <w:bookmarkEnd w:id="59"/>
-    <w:bookmarkStart w:id="60" w:name="例3-炔烃还原与构型"/>
+    <w:bookmarkEnd w:id="62"/>
+    <w:bookmarkStart w:id="63" w:name="例3-炔烃还原与构型"/>
     <w:p>
       <w:pPr>
         <w:pStyle w:val="Heading3"/>
@@ -13694,8 +13723,8 @@
         <w:t xml:space="preserve">反-2-丁烯。</w:t>
       </w:r>
     </w:p>
-    <w:bookmarkEnd w:id="60"/>
-    <w:bookmarkStart w:id="61" w:name="例4-共轭二烯的加成控制"/>
+    <w:bookmarkEnd w:id="63"/>
+    <w:bookmarkStart w:id="64" w:name="例4-共轭二烯的加成控制"/>
     <w:p>
       <w:pPr>
         <w:pStyle w:val="Heading3"/>
@@ -13873,8 +13902,8 @@
         <w:t xml:space="preserve">：低温：3-溴-1-丁烯；高温：1-溴-2-丁烯。</w:t>
       </w:r>
     </w:p>
-    <w:bookmarkEnd w:id="61"/>
-    <w:bookmarkStart w:id="62" w:name="例5-diels-alder-反应的区域选择性"/>
+    <w:bookmarkEnd w:id="64"/>
+    <w:bookmarkStart w:id="65" w:name="例5-diels-alder-反应的区域选择性"/>
     <w:p>
       <w:pPr>
         <w:pStyle w:val="Heading3"/>
@@ -14182,9 +14211,9 @@
         </w:pict>
       </w:r>
     </w:p>
-    <w:bookmarkEnd w:id="62"/>
-    <w:bookmarkEnd w:id="63"/>
-    <w:bookmarkStart w:id="66" w:name="四拓展与联系"/>
+    <w:bookmarkEnd w:id="65"/>
+    <w:bookmarkEnd w:id="66"/>
+    <w:bookmarkStart w:id="69" w:name="四拓展与联系"/>
     <w:p>
       <w:pPr>
         <w:pStyle w:val="Heading2"/>
@@ -14196,7 +14225,7 @@
         <w:t xml:space="preserve">四、拓展与联系</w:t>
       </w:r>
     </w:p>
-    <w:bookmarkStart w:id="64" w:name="与竞赛考点的对接"/>
+    <w:bookmarkStart w:id="67" w:name="与竞赛考点的对接"/>
     <w:p>
       <w:pPr>
         <w:pStyle w:val="Heading3"/>
@@ -14231,7 +14260,7 @@
           <w:p>
             <w:pPr>
               <w:pStyle w:val="Compact"/>
-              <w:jc w:val="left"/>
+              <w:jc w:val="center"/>
             </w:pPr>
             <w:r>
               <w:rPr>
@@ -14247,7 +14276,7 @@
           <w:p>
             <w:pPr>
               <w:pStyle w:val="Compact"/>
-              <w:jc w:val="left"/>
+              <w:jc w:val="center"/>
             </w:pPr>
             <w:r>
               <w:rPr>
@@ -14263,7 +14292,7 @@
           <w:p>
             <w:pPr>
               <w:pStyle w:val="Compact"/>
-              <w:jc w:val="left"/>
+              <w:jc w:val="center"/>
             </w:pPr>
             <w:r>
               <w:rPr>
@@ -14281,7 +14310,7 @@
           <w:p>
             <w:pPr>
               <w:pStyle w:val="Compact"/>
-              <w:jc w:val="left"/>
+              <w:jc w:val="center"/>
             </w:pPr>
             <w:r>
               <w:rPr>
@@ -14296,7 +14325,7 @@
           <w:p>
             <w:pPr>
               <w:pStyle w:val="Compact"/>
-              <w:jc w:val="left"/>
+              <w:jc w:val="center"/>
             </w:pPr>
             <w:r>
               <w:rPr>
@@ -14317,7 +14346,7 @@
           <w:p>
             <w:pPr>
               <w:pStyle w:val="Compact"/>
-              <w:jc w:val="left"/>
+              <w:jc w:val="center"/>
             </w:pPr>
             <w:r>
               <w:rPr>
@@ -14334,7 +14363,7 @@
           <w:p>
             <w:pPr>
               <w:pStyle w:val="Compact"/>
-              <w:jc w:val="left"/>
+              <w:jc w:val="center"/>
             </w:pPr>
             <w:r>
               <w:rPr>
@@ -14349,7 +14378,7 @@
           <w:p>
             <w:pPr>
               <w:pStyle w:val="Compact"/>
-              <w:jc w:val="left"/>
+              <w:jc w:val="center"/>
             </w:pPr>
             <w:r>
               <w:rPr>
@@ -14370,7 +14399,7 @@
           <w:p>
             <w:pPr>
               <w:pStyle w:val="Compact"/>
-              <w:jc w:val="left"/>
+              <w:jc w:val="center"/>
             </w:pPr>
             <w:r>
               <w:rPr>
@@ -14387,7 +14416,7 @@
           <w:p>
             <w:pPr>
               <w:pStyle w:val="Compact"/>
-              <w:jc w:val="left"/>
+              <w:jc w:val="center"/>
             </w:pPr>
             <w:r>
               <w:rPr>
@@ -14402,7 +14431,7 @@
           <w:p>
             <w:pPr>
               <w:pStyle w:val="Compact"/>
-              <w:jc w:val="left"/>
+              <w:jc w:val="center"/>
             </w:pPr>
             <w:r>
               <w:rPr>
@@ -14423,7 +14452,7 @@
           <w:p>
             <w:pPr>
               <w:pStyle w:val="Compact"/>
-              <w:jc w:val="left"/>
+              <w:jc w:val="center"/>
             </w:pPr>
             <w:r>
               <w:rPr>
@@ -14440,7 +14469,7 @@
           <w:p>
             <w:pPr>
               <w:pStyle w:val="Compact"/>
-              <w:jc w:val="left"/>
+              <w:jc w:val="center"/>
             </w:pPr>
             <w:r>
               <w:rPr>
@@ -14455,7 +14484,7 @@
           <w:p>
             <w:pPr>
               <w:pStyle w:val="Compact"/>
-              <w:jc w:val="left"/>
+              <w:jc w:val="center"/>
             </w:pPr>
             <w:r>
               <w:rPr>
@@ -14476,7 +14505,7 @@
           <w:p>
             <w:pPr>
               <w:pStyle w:val="Compact"/>
-              <w:jc w:val="left"/>
+              <w:jc w:val="center"/>
             </w:pPr>
             <w:r>
               <w:rPr>
@@ -14493,7 +14522,7 @@
           <w:p>
             <w:pPr>
               <w:pStyle w:val="Compact"/>
-              <w:jc w:val="left"/>
+              <w:jc w:val="center"/>
             </w:pPr>
             <w:r>
               <w:rPr>
@@ -14520,7 +14549,7 @@
           <w:p>
             <w:pPr>
               <w:pStyle w:val="Compact"/>
-              <w:jc w:val="left"/>
+              <w:jc w:val="center"/>
             </w:pPr>
             <w:r>
               <w:rPr>
@@ -14535,7 +14564,7 @@
           <w:p>
             <w:pPr>
               <w:pStyle w:val="Compact"/>
-              <w:jc w:val="left"/>
+              <w:jc w:val="center"/>
             </w:pPr>
             <w:r>
               <w:rPr>
@@ -14552,7 +14581,7 @@
           <w:p>
             <w:pPr>
               <w:pStyle w:val="Compact"/>
-              <w:jc w:val="left"/>
+              <w:jc w:val="center"/>
             </w:pPr>
             <w:r>
               <w:rPr>
@@ -14573,7 +14602,7 @@
           <w:p>
             <w:pPr>
               <w:pStyle w:val="Compact"/>
-              <w:jc w:val="left"/>
+              <w:jc w:val="center"/>
             </w:pPr>
             <w:r>
               <w:rPr>
@@ -14594,7 +14623,7 @@
           <w:p>
             <w:pPr>
               <w:pStyle w:val="Compact"/>
-              <w:jc w:val="left"/>
+              <w:jc w:val="center"/>
             </w:pPr>
             <w:r>
               <w:rPr>
@@ -14611,7 +14640,7 @@
           <w:p>
             <w:pPr>
               <w:pStyle w:val="Compact"/>
-              <w:jc w:val="left"/>
+              <w:jc w:val="center"/>
             </w:pPr>
             <w:r>
               <w:rPr>
@@ -14632,7 +14661,7 @@
           <w:p>
             <w:pPr>
               <w:pStyle w:val="Compact"/>
-              <w:jc w:val="left"/>
+              <w:jc w:val="center"/>
             </w:pPr>
             <w:r>
               <w:rPr>
@@ -14653,7 +14682,7 @@
           <w:p>
             <w:pPr>
               <w:pStyle w:val="Compact"/>
-              <w:jc w:val="left"/>
+              <w:jc w:val="center"/>
             </w:pPr>
             <w:r>
               <w:rPr>
@@ -14665,8 +14694,8 @@
         </w:tc>
       </w:tr>
     </w:tbl>
-    <w:bookmarkEnd w:id="64"/>
-    <w:bookmarkStart w:id="65" w:name="跨专题连接"/>
+    <w:bookmarkEnd w:id="67"/>
+    <w:bookmarkStart w:id="68" w:name="跨专题连接"/>
     <w:p>
       <w:pPr>
         <w:pStyle w:val="Heading3"/>
@@ -14769,9 +14798,9 @@
         </w:pict>
       </w:r>
     </w:p>
-    <w:bookmarkEnd w:id="65"/>
-    <w:bookmarkEnd w:id="66"/>
-    <w:bookmarkStart w:id="67" w:name="五本节总结速查"/>
+    <w:bookmarkEnd w:id="68"/>
+    <w:bookmarkEnd w:id="69"/>
+    <w:bookmarkStart w:id="70" w:name="五本节总结速查"/>
     <w:p>
       <w:pPr>
         <w:pStyle w:val="Heading2"/>
@@ -14805,7 +14834,7 @@
           <w:p>
             <w:pPr>
               <w:pStyle w:val="Compact"/>
-              <w:jc w:val="left"/>
+              <w:jc w:val="center"/>
             </w:pPr>
             <w:r>
               <w:rPr>
@@ -14821,7 +14850,7 @@
           <w:p>
             <w:pPr>
               <w:pStyle w:val="Compact"/>
-              <w:jc w:val="left"/>
+              <w:jc w:val="center"/>
             </w:pPr>
             <w:r>
               <w:rPr>
@@ -14837,7 +14866,7 @@
           <w:p>
             <w:pPr>
               <w:pStyle w:val="Compact"/>
-              <w:jc w:val="left"/>
+              <w:jc w:val="center"/>
             </w:pPr>
             <w:r>
               <w:rPr>
@@ -14869,7 +14898,7 @@
           <w:p>
             <w:pPr>
               <w:pStyle w:val="Compact"/>
-              <w:jc w:val="left"/>
+              <w:jc w:val="center"/>
             </w:pPr>
             <w:r>
               <w:rPr>
@@ -14887,7 +14916,7 @@
           <w:p>
             <w:pPr>
               <w:pStyle w:val="Compact"/>
-              <w:jc w:val="left"/>
+              <w:jc w:val="center"/>
             </w:pPr>
             <w:r>
               <w:rPr>
@@ -14902,7 +14931,7 @@
           <w:p>
             <w:pPr>
               <w:pStyle w:val="Compact"/>
-              <w:jc w:val="left"/>
+              <w:jc w:val="center"/>
             </w:pPr>
             <w:r>
               <w:rPr>
@@ -14917,7 +14946,7 @@
           <w:p>
             <w:pPr>
               <w:pStyle w:val="Compact"/>
-              <w:jc w:val="left"/>
+              <w:jc w:val="center"/>
             </w:pPr>
             <w:r>
               <w:rPr>
@@ -14947,7 +14976,7 @@
           <w:p>
             <w:pPr>
               <w:pStyle w:val="Compact"/>
-              <w:jc w:val="left"/>
+              <w:jc w:val="center"/>
             </w:pPr>
             <w:r>
               <w:rPr>
@@ -14964,7 +14993,7 @@
           <w:p>
             <w:pPr>
               <w:pStyle w:val="Compact"/>
-              <w:jc w:val="left"/>
+              <w:jc w:val="center"/>
             </w:pPr>
             <w:r>
               <w:rPr>
@@ -14979,7 +15008,7 @@
           <w:p>
             <w:pPr>
               <w:pStyle w:val="Compact"/>
-              <w:jc w:val="left"/>
+              <w:jc w:val="center"/>
             </w:pPr>
             <w:r>
               <w:rPr>
@@ -14994,7 +15023,7 @@
           <w:p>
             <w:pPr>
               <w:pStyle w:val="Compact"/>
-              <w:jc w:val="left"/>
+              <w:jc w:val="center"/>
             </w:pPr>
             <w:r>
               <w:rPr>
@@ -15024,7 +15053,7 @@
           <w:p>
             <w:pPr>
               <w:pStyle w:val="Compact"/>
-              <w:jc w:val="left"/>
+              <w:jc w:val="center"/>
             </w:pPr>
             <w:r>
               <w:rPr>
@@ -15041,7 +15070,7 @@
           <w:p>
             <w:pPr>
               <w:pStyle w:val="Compact"/>
-              <w:jc w:val="left"/>
+              <w:jc w:val="center"/>
             </w:pPr>
             <w:r>
               <w:rPr>
@@ -15056,7 +15085,7 @@
           <w:p>
             <w:pPr>
               <w:pStyle w:val="Compact"/>
-              <w:jc w:val="left"/>
+              <w:jc w:val="center"/>
             </w:pPr>
             <w:r>
               <w:rPr>
@@ -15071,7 +15100,7 @@
           <w:p>
             <w:pPr>
               <w:pStyle w:val="Compact"/>
-              <w:jc w:val="left"/>
+              <w:jc w:val="center"/>
             </w:pPr>
             <w:r>
               <w:rPr>
@@ -15101,7 +15130,7 @@
           <w:p>
             <w:pPr>
               <w:pStyle w:val="Compact"/>
-              <w:jc w:val="left"/>
+              <w:jc w:val="center"/>
             </w:pPr>
             <w:r>
               <w:rPr>
@@ -15118,7 +15147,7 @@
           <w:p>
             <w:pPr>
               <w:pStyle w:val="Compact"/>
-              <w:jc w:val="left"/>
+              <w:jc w:val="center"/>
             </w:pPr>
             <w:r>
               <w:rPr>
@@ -15133,7 +15162,7 @@
           <w:p>
             <w:pPr>
               <w:pStyle w:val="Compact"/>
-              <w:jc w:val="left"/>
+              <w:jc w:val="center"/>
             </w:pPr>
             <w:r>
               <w:rPr>
@@ -15148,7 +15177,7 @@
           <w:p>
             <w:pPr>
               <w:pStyle w:val="Compact"/>
-              <w:jc w:val="left"/>
+              <w:jc w:val="center"/>
             </w:pPr>
             <w:r>
               <w:rPr>
@@ -15178,7 +15207,7 @@
           <w:p>
             <w:pPr>
               <w:pStyle w:val="Compact"/>
-              <w:jc w:val="left"/>
+              <w:jc w:val="center"/>
             </w:pPr>
             <w:r>
               <w:rPr>
@@ -15195,7 +15224,7 @@
           <w:p>
             <w:pPr>
               <w:pStyle w:val="Compact"/>
-              <w:jc w:val="left"/>
+              <w:jc w:val="center"/>
             </w:pPr>
             <w:r>
               <w:rPr>
@@ -15210,7 +15239,7 @@
           <w:p>
             <w:pPr>
               <w:pStyle w:val="Compact"/>
-              <w:jc w:val="left"/>
+              <w:jc w:val="center"/>
             </w:pPr>
             <w:r>
               <w:rPr>
@@ -15225,7 +15254,7 @@
           <w:p>
             <w:pPr>
               <w:pStyle w:val="Compact"/>
-              <w:jc w:val="left"/>
+              <w:jc w:val="center"/>
             </w:pPr>
             <w:r>
               <w:rPr>
@@ -15255,7 +15284,7 @@
           <w:p>
             <w:pPr>
               <w:pStyle w:val="Compact"/>
-              <w:jc w:val="left"/>
+              <w:jc w:val="center"/>
             </w:pPr>
             <w:r>
               <w:rPr>
@@ -15272,7 +15301,7 @@
           <w:p>
             <w:pPr>
               <w:pStyle w:val="Compact"/>
-              <w:jc w:val="left"/>
+              <w:jc w:val="center"/>
             </w:pPr>
             <w:r>
               <w:rPr>
@@ -15287,7 +15316,7 @@
           <w:p>
             <w:pPr>
               <w:pStyle w:val="Compact"/>
-              <w:jc w:val="left"/>
+              <w:jc w:val="center"/>
             </w:pPr>
             <w:r>
               <w:rPr>
@@ -15302,7 +15331,7 @@
           <w:p>
             <w:pPr>
               <w:pStyle w:val="Compact"/>
-              <w:jc w:val="left"/>
+              <w:jc w:val="center"/>
             </w:pPr>
             <w:r>
               <w:rPr>
@@ -15332,7 +15361,7 @@
           <w:p>
             <w:pPr>
               <w:pStyle w:val="Compact"/>
-              <w:jc w:val="left"/>
+              <w:jc w:val="center"/>
             </w:pPr>
             <w:r>
               <w:rPr>
@@ -15349,7 +15378,7 @@
           <w:p>
             <w:pPr>
               <w:pStyle w:val="Compact"/>
-              <w:jc w:val="left"/>
+              <w:jc w:val="center"/>
             </w:pPr>
             <w:r>
               <w:rPr>
@@ -15364,7 +15393,7 @@
           <w:p>
             <w:pPr>
               <w:pStyle w:val="Compact"/>
-              <w:jc w:val="left"/>
+              <w:jc w:val="center"/>
             </w:pPr>
             <w:r>
               <w:rPr>
@@ -15379,7 +15408,7 @@
           <w:p>
             <w:pPr>
               <w:pStyle w:val="Compact"/>
-              <w:jc w:val="left"/>
+              <w:jc w:val="center"/>
             </w:pPr>
             <w:r>
               <w:rPr>
@@ -15409,7 +15438,7 @@
           <w:p>
             <w:pPr>
               <w:pStyle w:val="Compact"/>
-              <w:jc w:val="left"/>
+              <w:jc w:val="center"/>
             </w:pPr>
             <w:r>
               <w:rPr>
@@ -15426,7 +15455,7 @@
           <w:p>
             <w:pPr>
               <w:pStyle w:val="Compact"/>
-              <w:jc w:val="left"/>
+              <w:jc w:val="center"/>
             </w:pPr>
             <w:r>
               <w:rPr>
@@ -15441,7 +15470,7 @@
           <w:p>
             <w:pPr>
               <w:pStyle w:val="Compact"/>
-              <w:jc w:val="left"/>
+              <w:jc w:val="center"/>
             </w:pPr>
             <w:r>
               <w:rPr>
@@ -15456,7 +15485,7 @@
           <w:p>
             <w:pPr>
               <w:pStyle w:val="Compact"/>
-              <w:jc w:val="left"/>
+              <w:jc w:val="center"/>
             </w:pPr>
             <w:r>
               <w:rPr>
@@ -15486,7 +15515,7 @@
           <w:p>
             <w:pPr>
               <w:pStyle w:val="Compact"/>
-              <w:jc w:val="left"/>
+              <w:jc w:val="center"/>
             </w:pPr>
             <w:r>
               <w:rPr>
@@ -15503,7 +15532,7 @@
           <w:p>
             <w:pPr>
               <w:pStyle w:val="Compact"/>
-              <w:jc w:val="left"/>
+              <w:jc w:val="center"/>
             </w:pPr>
             <w:r>
               <w:rPr>
@@ -15518,7 +15547,7 @@
           <w:p>
             <w:pPr>
               <w:pStyle w:val="Compact"/>
-              <w:jc w:val="left"/>
+              <w:jc w:val="center"/>
             </w:pPr>
             <w:r>
               <w:rPr>
@@ -15533,7 +15562,7 @@
           <w:p>
             <w:pPr>
               <w:pStyle w:val="Compact"/>
-              <w:jc w:val="left"/>
+              <w:jc w:val="center"/>
             </w:pPr>
             <w:r>
               <w:rPr>
@@ -15563,7 +15592,7 @@
           <w:p>
             <w:pPr>
               <w:pStyle w:val="Compact"/>
-              <w:jc w:val="left"/>
+              <w:jc w:val="center"/>
             </w:pPr>
             <w:r>
               <w:rPr>
@@ -15580,7 +15609,7 @@
           <w:p>
             <w:pPr>
               <w:pStyle w:val="Compact"/>
-              <w:jc w:val="left"/>
+              <w:jc w:val="center"/>
             </w:pPr>
             <w:r>
               <w:rPr>
@@ -15595,7 +15624,7 @@
           <w:p>
             <w:pPr>
               <w:pStyle w:val="Compact"/>
-              <w:jc w:val="left"/>
+              <w:jc w:val="center"/>
             </w:pPr>
             <w:r>
               <w:rPr>
@@ -15610,7 +15639,7 @@
           <w:p>
             <w:pPr>
               <w:pStyle w:val="Compact"/>
-              <w:jc w:val="left"/>
+              <w:jc w:val="center"/>
             </w:pPr>
             <w:r>
               <w:rPr>
@@ -15640,7 +15669,7 @@
           <w:p>
             <w:pPr>
               <w:pStyle w:val="Compact"/>
-              <w:jc w:val="left"/>
+              <w:jc w:val="center"/>
             </w:pPr>
             <w:r>
               <w:rPr>
@@ -15657,7 +15686,7 @@
           <w:p>
             <w:pPr>
               <w:pStyle w:val="Compact"/>
-              <w:jc w:val="left"/>
+              <w:jc w:val="center"/>
             </w:pPr>
             <w:r>
               <w:rPr>
@@ -15672,7 +15701,7 @@
           <w:p>
             <w:pPr>
               <w:pStyle w:val="Compact"/>
-              <w:jc w:val="left"/>
+              <w:jc w:val="center"/>
             </w:pPr>
             <w:r>
               <w:rPr>
@@ -15687,7 +15716,7 @@
           <w:p>
             <w:pPr>
               <w:pStyle w:val="Compact"/>
-              <w:jc w:val="left"/>
+              <w:jc w:val="center"/>
             </w:pPr>
             <w:r>
               <w:rPr>
@@ -15717,7 +15746,7 @@
           <w:p>
             <w:pPr>
               <w:pStyle w:val="Compact"/>
-              <w:jc w:val="left"/>
+              <w:jc w:val="center"/>
             </w:pPr>
             <w:r>
               <w:rPr>
@@ -15734,7 +15763,7 @@
           <w:p>
             <w:pPr>
               <w:pStyle w:val="Compact"/>
-              <w:jc w:val="left"/>
+              <w:jc w:val="center"/>
             </w:pPr>
             <w:r>
               <w:rPr>
@@ -15749,7 +15778,7 @@
           <w:p>
             <w:pPr>
               <w:pStyle w:val="Compact"/>
-              <w:jc w:val="left"/>
+              <w:jc w:val="center"/>
             </w:pPr>
             <w:r>
               <w:rPr>
@@ -15764,7 +15793,7 @@
           <w:p>
             <w:pPr>
               <w:pStyle w:val="Compact"/>
-              <w:jc w:val="left"/>
+              <w:jc w:val="center"/>
             </w:pPr>
             <w:r>
               <w:rPr>
@@ -15794,7 +15823,7 @@
           <w:p>
             <w:pPr>
               <w:pStyle w:val="Compact"/>
-              <w:jc w:val="left"/>
+              <w:jc w:val="center"/>
             </w:pPr>
             <w:r>
               <w:rPr>
@@ -15813,8 +15842,8 @@
         </w:pict>
       </w:r>
     </w:p>
-    <w:bookmarkEnd w:id="67"/>
-    <w:bookmarkStart w:id="71" w:name="六练习题"/>
+    <w:bookmarkEnd w:id="70"/>
+    <w:bookmarkStart w:id="74" w:name="六练习题"/>
     <w:p>
       <w:pPr>
         <w:pStyle w:val="Heading2"/>
@@ -15826,7 +15855,7 @@
         <w:t xml:space="preserve">六、练习题</w:t>
       </w:r>
     </w:p>
-    <w:bookmarkStart w:id="68" w:name="基础巩固"/>
+    <w:bookmarkStart w:id="71" w:name="基础巩固"/>
     <w:p>
       <w:pPr>
         <w:pStyle w:val="Heading3"/>
@@ -15946,8 +15975,8 @@
         <w:t xml:space="preserve">反应的主产物。（提示：产物中Br在什么位置？）</w:t>
       </w:r>
     </w:p>
-    <w:bookmarkEnd w:id="68"/>
-    <w:bookmarkStart w:id="69" w:name="提高训练"/>
+    <w:bookmarkEnd w:id="71"/>
+    <w:bookmarkStart w:id="72" w:name="提高训练"/>
     <w:p>
       <w:pPr>
         <w:pStyle w:val="Heading3"/>
@@ -16130,8 +16159,8 @@
         <w:t xml:space="preserve">反应？</w:t>
       </w:r>
     </w:p>
-    <w:bookmarkEnd w:id="69"/>
-    <w:bookmarkStart w:id="70" w:name="挑战"/>
+    <w:bookmarkEnd w:id="72"/>
+    <w:bookmarkStart w:id="73" w:name="挑战"/>
     <w:p>
       <w:pPr>
         <w:pStyle w:val="Heading3"/>
@@ -16239,9 +16268,9 @@
         <w:t xml:space="preserve">在低温下的主产物与在高温下的主产物不同。推测该二烯烃的可能结构。</w:t>
       </w:r>
     </w:p>
-    <w:bookmarkEnd w:id="70"/>
-    <w:bookmarkEnd w:id="71"/>
-    <w:bookmarkEnd w:id="72"/>
+    <w:bookmarkEnd w:id="73"/>
+    <w:bookmarkEnd w:id="74"/>
+    <w:bookmarkEnd w:id="75"/>
     <w:sectPr>
       <w:footerReference w:type="default" r:id="rId9"/>
       <w:footnotePr>

--- a/06-学生侧材料/讲义/2026-06-23-烷烃烯烃炔烃.docx
+++ b/06-学生侧材料/讲义/2026-06-23-烷烃烯烃炔烃.docx
@@ -819,8 +819,15 @@
     </w:p>
     <w:p>
       <w:pPr>
-        <w:pStyle w:val="BlockText"/>
-      </w:pPr>
+        <w:pStyle w:val="BodyText"/>
+      </w:pPr>
+      <w:r>
+        <w:rPr>
+          <w:b/>
+          <w:bCs/>
+        </w:rPr>
+        <w:t xml:space="preserve">💡 </w:t>
+      </w:r>
       <w:r>
         <w:rPr>
           <w:rFonts w:hint="eastAsia" w:eastAsia="SimSun" w:ascii="Times New Roman" w:hAnsi="Times New Roman"/>
@@ -1364,8 +1371,15 @@
     </w:p>
     <w:p>
       <w:pPr>
-        <w:pStyle w:val="BlockText"/>
-      </w:pPr>
+        <w:pStyle w:val="BodyText"/>
+      </w:pPr>
+      <w:r>
+        <w:rPr>
+          <w:b/>
+          <w:bCs/>
+        </w:rPr>
+        <w:t xml:space="preserve">💡 </w:t>
+      </w:r>
       <w:r>
         <w:rPr>
           <w:rFonts w:hint="eastAsia" w:eastAsia="SimSun" w:ascii="Times New Roman" w:hAnsi="Times New Roman"/>
@@ -1873,8 +1887,14 @@
     </w:p>
     <w:p>
       <w:pPr>
-        <w:pStyle w:val="BlockText"/>
-      </w:pPr>
+        <w:pStyle w:val="BodyText"/>
+      </w:pPr>
+      <w:r>
+        <w:t xml:space="preserve">⚠️</w:t>
+      </w:r>
+      <w:r>
+        <w:t xml:space="preserve"> </w:t>
+      </w:r>
       <w:r>
         <w:rPr>
           <w:rFonts w:hint="eastAsia" w:eastAsia="SimSun" w:ascii="Times New Roman" w:hAnsi="Times New Roman"/>
@@ -2269,8 +2289,11 @@
     </w:p>
     <w:p>
       <w:pPr>
-        <w:pStyle w:val="BlockText"/>
-      </w:pPr>
+        <w:pStyle w:val="BodyText"/>
+      </w:pPr>
+      <w:r>
+        <w:t xml:space="preserve">💡 </w:t>
+      </w:r>
       <w:r>
         <w:rPr>
           <w:rFonts w:hint="eastAsia" w:eastAsia="SimSun" w:ascii="Times New Roman" w:hAnsi="Times New Roman"/>
@@ -2785,8 +2808,14 @@
     </w:tbl>
     <w:p>
       <w:pPr>
-        <w:pStyle w:val="BlockText"/>
-      </w:pPr>
+        <w:pStyle w:val="BodyText"/>
+      </w:pPr>
+      <w:r>
+        <w:t xml:space="preserve">⚠️</w:t>
+      </w:r>
+      <w:r>
+        <w:t xml:space="preserve"> </w:t>
+      </w:r>
       <w:r>
         <w:rPr>
           <w:rFonts w:hint="eastAsia" w:eastAsia="SimSun" w:ascii="Times New Roman" w:hAnsi="Times New Roman"/>
@@ -2818,8 +2847,14 @@
     </w:p>
     <w:p>
       <w:pPr>
-        <w:pStyle w:val="BlockText"/>
-      </w:pPr>
+        <w:pStyle w:val="BodyText"/>
+      </w:pPr>
+      <w:r>
+        <w:t xml:space="preserve">⚠️</w:t>
+      </w:r>
+      <w:r>
+        <w:t xml:space="preserve"> </w:t>
+      </w:r>
       <w:r>
         <w:rPr>
           <w:rFonts w:hint="eastAsia" w:eastAsia="SimSun" w:ascii="Times New Roman" w:hAnsi="Times New Roman"/>
@@ -3036,8 +3071,15 @@
     </w:p>
     <w:p>
       <w:pPr>
-        <w:pStyle w:val="BlockText"/>
-      </w:pPr>
+        <w:pStyle w:val="BodyText"/>
+      </w:pPr>
+      <w:r>
+        <w:rPr>
+          <w:b/>
+          <w:bCs/>
+        </w:rPr>
+        <w:t xml:space="preserve">💡 </w:t>
+      </w:r>
       <w:r>
         <w:rPr>
           <w:rFonts w:hint="eastAsia" w:eastAsia="SimSun" w:ascii="Times New Roman" w:hAnsi="Times New Roman"/>
@@ -4119,21 +4161,14 @@
     </w:tbl>
     <w:p>
       <w:pPr>
-        <w:pStyle w:val="BlockText"/>
-      </w:pPr>
-      <w:r>
-        <w:rPr>
-          <w:rFonts w:hint="eastAsia" w:eastAsia="SimSun" w:ascii="Times New Roman" w:hAnsi="Times New Roman"/>
+        <w:pStyle w:val="BodyText"/>
+      </w:pPr>
+      <w:r>
+        <w:rPr>
           <w:b/>
           <w:bCs/>
         </w:rPr>
-        <w:t xml:space="preserve">竞赛核心考点</w:t>
-      </w:r>
-      <w:r>
-        <w:rPr>
-          <w:rFonts w:hint="eastAsia" w:eastAsia="SimSun" w:ascii="Times New Roman" w:hAnsi="Times New Roman"/>
-        </w:rPr>
-        <w:t xml:space="preserve">：动力学产物是由</w:t>
+        <w:t xml:space="preserve">💡 </w:t>
       </w:r>
       <w:r>
         <w:rPr>
@@ -4141,13 +4176,13 @@
           <w:b/>
           <w:bCs/>
         </w:rPr>
-        <w:t xml:space="preserve">最快</w:t>
-      </w:r>
-      <w:r>
-        <w:rPr>
-          <w:rFonts w:hint="eastAsia" w:eastAsia="SimSun" w:ascii="Times New Roman" w:hAnsi="Times New Roman"/>
-        </w:rPr>
-        <w:t xml:space="preserve">的反应路径决定的（活化能最低），热力学产物是由</w:t>
+        <w:t xml:space="preserve">竞赛核心考点</w:t>
+      </w:r>
+      <w:r>
+        <w:rPr>
+          <w:rFonts w:hint="eastAsia" w:eastAsia="SimSun" w:ascii="Times New Roman" w:hAnsi="Times New Roman"/>
+        </w:rPr>
+        <w:t xml:space="preserve">：动力学产物是由</w:t>
       </w:r>
       <w:r>
         <w:rPr>
@@ -4155,6 +4190,20 @@
           <w:b/>
           <w:bCs/>
         </w:rPr>
+        <w:t xml:space="preserve">最快</w:t>
+      </w:r>
+      <w:r>
+        <w:rPr>
+          <w:rFonts w:hint="eastAsia" w:eastAsia="SimSun" w:ascii="Times New Roman" w:hAnsi="Times New Roman"/>
+        </w:rPr>
+        <w:t xml:space="preserve">的反应路径决定的（活化能最低），热力学产物是由</w:t>
+      </w:r>
+      <w:r>
+        <w:rPr>
+          <w:rFonts w:hint="eastAsia" w:eastAsia="SimSun" w:ascii="Times New Roman" w:hAnsi="Times New Roman"/>
+          <w:b/>
+          <w:bCs/>
+        </w:rPr>
         <w:t xml:space="preserve">最稳定</w:t>
       </w:r>
       <w:r>
@@ -4408,8 +4457,14 @@
     </w:p>
     <w:p>
       <w:pPr>
-        <w:pStyle w:val="BlockText"/>
-      </w:pPr>
+        <w:pStyle w:val="BodyText"/>
+      </w:pPr>
+      <w:r>
+        <w:t xml:space="preserve">⚠️</w:t>
+      </w:r>
+      <w:r>
+        <w:t xml:space="preserve"> </w:t>
+      </w:r>
       <w:r>
         <w:rPr>
           <w:rFonts w:hint="eastAsia" w:eastAsia="SimSun" w:ascii="Times New Roman" w:hAnsi="Times New Roman"/>
@@ -4427,8 +4482,15 @@
     </w:p>
     <w:p>
       <w:pPr>
-        <w:pStyle w:val="BlockText"/>
-      </w:pPr>
+        <w:pStyle w:val="BodyText"/>
+      </w:pPr>
+      <w:r>
+        <w:rPr>
+          <w:b/>
+          <w:bCs/>
+        </w:rPr>
+        <w:t xml:space="preserve">💡 </w:t>
+      </w:r>
       <w:r>
         <w:rPr>
           <w:rFonts w:hint="eastAsia" w:eastAsia="SimSun" w:ascii="Times New Roman" w:hAnsi="Times New Roman"/>
@@ -4806,8 +4868,15 @@
     </w:p>
     <w:p>
       <w:pPr>
-        <w:pStyle w:val="BlockText"/>
-      </w:pPr>
+        <w:pStyle w:val="BodyText"/>
+      </w:pPr>
+      <w:r>
+        <w:rPr>
+          <w:b/>
+          <w:bCs/>
+        </w:rPr>
+        <w:t xml:space="preserve">💡 </w:t>
+      </w:r>
       <w:r>
         <w:rPr>
           <w:rFonts w:hint="eastAsia" w:eastAsia="SimSun" w:ascii="Times New Roman" w:hAnsi="Times New Roman"/>
@@ -5357,8 +5426,14 @@
     </w:p>
     <w:p>
       <w:pPr>
-        <w:pStyle w:val="BlockText"/>
-      </w:pPr>
+        <w:pStyle w:val="BodyText"/>
+      </w:pPr>
+      <w:r>
+        <w:t xml:space="preserve">⚠️</w:t>
+      </w:r>
+      <w:r>
+        <w:t xml:space="preserve"> </w:t>
+      </w:r>
       <w:r>
         <w:rPr>
           <w:rFonts w:hint="eastAsia" w:eastAsia="SimSun" w:ascii="Times New Roman" w:hAnsi="Times New Roman"/>
@@ -5376,8 +5451,14 @@
     </w:p>
     <w:p>
       <w:pPr>
-        <w:pStyle w:val="BlockText"/>
-      </w:pPr>
+        <w:pStyle w:val="BodyText"/>
+      </w:pPr>
+      <w:r>
+        <w:t xml:space="preserve">⚠️</w:t>
+      </w:r>
+      <w:r>
+        <w:t xml:space="preserve"> </w:t>
+      </w:r>
       <w:r>
         <w:rPr>
           <w:rFonts w:hint="eastAsia" w:eastAsia="SimSun" w:ascii="Times New Roman" w:hAnsi="Times New Roman"/>
@@ -6095,8 +6176,14 @@
     </w:p>
     <w:p>
       <w:pPr>
-        <w:pStyle w:val="BlockText"/>
-      </w:pPr>
+        <w:pStyle w:val="FirstParagraph"/>
+      </w:pPr>
+      <w:r>
+        <w:t xml:space="preserve">⚠️</w:t>
+      </w:r>
+      <w:r>
+        <w:t xml:space="preserve"> </w:t>
+      </w:r>
       <w:r>
         <w:rPr>
           <w:rFonts w:hint="eastAsia" w:eastAsia="SimSun" w:ascii="Times New Roman" w:hAnsi="Times New Roman"/>
@@ -6114,8 +6201,14 @@
     </w:p>
     <w:p>
       <w:pPr>
-        <w:pStyle w:val="BlockText"/>
-      </w:pPr>
+        <w:pStyle w:val="BodyText"/>
+      </w:pPr>
+      <w:r>
+        <w:t xml:space="preserve">⚠️</w:t>
+      </w:r>
+      <w:r>
+        <w:t xml:space="preserve"> </w:t>
+      </w:r>
       <w:r>
         <w:rPr>
           <w:rFonts w:hint="eastAsia" w:eastAsia="SimSun" w:ascii="Times New Roman" w:hAnsi="Times New Roman"/>
@@ -6142,8 +6235,14 @@
     </w:p>
     <w:p>
       <w:pPr>
-        <w:pStyle w:val="BlockText"/>
-      </w:pPr>
+        <w:pStyle w:val="BodyText"/>
+      </w:pPr>
+      <w:r>
+        <w:t xml:space="preserve">⚠️</w:t>
+      </w:r>
+      <w:r>
+        <w:t xml:space="preserve"> </w:t>
+      </w:r>
       <w:r>
         <w:rPr>
           <w:rFonts w:hint="eastAsia" w:eastAsia="SimSun" w:ascii="Times New Roman" w:hAnsi="Times New Roman"/>
@@ -6173,8 +6272,14 @@
     </w:p>
     <w:p>
       <w:pPr>
-        <w:pStyle w:val="BlockText"/>
-      </w:pPr>
+        <w:pStyle w:val="BodyText"/>
+      </w:pPr>
+      <w:r>
+        <w:t xml:space="preserve">⚠️</w:t>
+      </w:r>
+      <w:r>
+        <w:t xml:space="preserve"> </w:t>
+      </w:r>
       <w:r>
         <w:rPr>
           <w:rFonts w:hint="eastAsia" w:eastAsia="SimSun" w:ascii="Times New Roman" w:hAnsi="Times New Roman"/>
@@ -6208,69 +6313,83 @@
     </w:p>
     <w:p>
       <w:pPr>
-        <w:pStyle w:val="BlockText"/>
-      </w:pPr>
-      <w:r>
-        <w:rPr>
-          <w:rFonts w:hint="eastAsia" w:eastAsia="SimSun" w:ascii="Times New Roman" w:hAnsi="Times New Roman"/>
+        <w:pStyle w:val="FirstParagraph"/>
+      </w:pPr>
+      <w:r>
+        <w:rPr>
           <w:b/>
           <w:bCs/>
         </w:rPr>
-        <w:t xml:space="preserve">马氏/反马氏判断三步法</w:t>
-      </w:r>
-      <w:r>
-        <w:rPr>
-          <w:rFonts w:hint="eastAsia" w:eastAsia="SimSun" w:ascii="Times New Roman" w:hAnsi="Times New Roman"/>
-        </w:rPr>
-        <w:t xml:space="preserve">：</w:t>
-      </w:r>
-      <w:r>
-        <w:t xml:space="preserve"> </w:t>
-      </w:r>
-      <w:r>
-        <w:t xml:space="preserve">① </w:t>
-      </w:r>
-      <w:r>
-        <w:rPr>
-          <w:rFonts w:hint="eastAsia" w:eastAsia="SimSun" w:ascii="Times New Roman" w:hAnsi="Times New Roman"/>
-        </w:rPr>
-        <w:t xml:space="preserve">画出双键两侧取代基</w:t>
-      </w:r>
-      <w:r>
-        <w:t xml:space="preserve"> </w:t>
-      </w:r>
-      <w:r>
-        <w:t xml:space="preserve">② </w:t>
-      </w:r>
-      <w:r>
-        <w:rPr>
-          <w:rFonts w:hint="eastAsia" w:eastAsia="SimSun" w:ascii="Times New Roman" w:hAnsi="Times New Roman"/>
-        </w:rPr>
-        <w:t xml:space="preserve">判断H⁺加在哪一侧能形成更稳定的碳正离子</w:t>
-      </w:r>
-      <w:r>
-        <w:t xml:space="preserve"> </w:t>
-      </w:r>
-      <w:r>
-        <w:t xml:space="preserve">③ </w:t>
-      </w:r>
-      <w:r>
-        <w:rPr>
-          <w:rFonts w:hint="eastAsia" w:eastAsia="SimSun" w:ascii="Times New Roman" w:hAnsi="Times New Roman"/>
-        </w:rPr>
-        <w:t xml:space="preserve">若电子效应区分度小，考虑空间效应（大体积亲电试剂倾向于进攻空间位阻小的一侧）</w:t>
-      </w:r>
-    </w:p>
-    <w:p>
-      <w:pPr>
-        <w:pStyle w:val="BlockText"/>
-      </w:pPr>
+        <w:t xml:space="preserve">💡 </w:t>
+      </w:r>
       <w:r>
         <w:rPr>
           <w:rFonts w:hint="eastAsia" w:eastAsia="SimSun" w:ascii="Times New Roman" w:hAnsi="Times New Roman"/>
           <w:b/>
           <w:bCs/>
         </w:rPr>
+        <w:t xml:space="preserve">马氏/反马氏判断三步法</w:t>
+      </w:r>
+      <w:r>
+        <w:rPr>
+          <w:rFonts w:hint="eastAsia" w:eastAsia="SimSun" w:ascii="Times New Roman" w:hAnsi="Times New Roman"/>
+        </w:rPr>
+        <w:t xml:space="preserve">：</w:t>
+      </w:r>
+      <w:r>
+        <w:t xml:space="preserve"> </w:t>
+      </w:r>
+      <w:r>
+        <w:t xml:space="preserve">① </w:t>
+      </w:r>
+      <w:r>
+        <w:rPr>
+          <w:rFonts w:hint="eastAsia" w:eastAsia="SimSun" w:ascii="Times New Roman" w:hAnsi="Times New Roman"/>
+        </w:rPr>
+        <w:t xml:space="preserve">画出双键两侧取代基</w:t>
+      </w:r>
+      <w:r>
+        <w:t xml:space="preserve"> </w:t>
+      </w:r>
+      <w:r>
+        <w:t xml:space="preserve">② </w:t>
+      </w:r>
+      <w:r>
+        <w:rPr>
+          <w:rFonts w:hint="eastAsia" w:eastAsia="SimSun" w:ascii="Times New Roman" w:hAnsi="Times New Roman"/>
+        </w:rPr>
+        <w:t xml:space="preserve">判断H⁺加在哪一侧能形成更稳定的碳正离子</w:t>
+      </w:r>
+      <w:r>
+        <w:t xml:space="preserve"> </w:t>
+      </w:r>
+      <w:r>
+        <w:t xml:space="preserve">③ </w:t>
+      </w:r>
+      <w:r>
+        <w:rPr>
+          <w:rFonts w:hint="eastAsia" w:eastAsia="SimSun" w:ascii="Times New Roman" w:hAnsi="Times New Roman"/>
+        </w:rPr>
+        <w:t xml:space="preserve">若电子效应区分度小，考虑空间效应（大体积亲电试剂倾向于进攻空间位阻小的一侧）</w:t>
+      </w:r>
+    </w:p>
+    <w:p>
+      <w:pPr>
+        <w:pStyle w:val="BodyText"/>
+      </w:pPr>
+      <w:r>
+        <w:rPr>
+          <w:b/>
+          <w:bCs/>
+        </w:rPr>
+        <w:t xml:space="preserve">💡 </w:t>
+      </w:r>
+      <w:r>
+        <w:rPr>
+          <w:rFonts w:hint="eastAsia" w:eastAsia="SimSun" w:ascii="Times New Roman" w:hAnsi="Times New Roman"/>
+          <w:b/>
+          <w:bCs/>
+        </w:rPr>
         <w:t xml:space="preserve">双键位置确定法（臭氧化）</w:t>
       </w:r>
       <w:r>
@@ -6336,8 +6455,15 @@
     </w:p>
     <w:p>
       <w:pPr>
-        <w:pStyle w:val="BlockText"/>
-      </w:pPr>
+        <w:pStyle w:val="BodyText"/>
+      </w:pPr>
+      <w:r>
+        <w:rPr>
+          <w:b/>
+          <w:bCs/>
+        </w:rPr>
+        <w:t xml:space="preserve">💡 </w:t>
+      </w:r>
       <w:r>
         <w:rPr>
           <w:rFonts w:hint="eastAsia" w:eastAsia="SimSun" w:ascii="Times New Roman" w:hAnsi="Times New Roman"/>
@@ -8731,8 +8857,15 @@
     </w:p>
     <w:p>
       <w:pPr>
-        <w:pStyle w:val="BlockText"/>
-      </w:pPr>
+        <w:pStyle w:val="BodyText"/>
+      </w:pPr>
+      <w:r>
+        <w:rPr>
+          <w:b/>
+          <w:bCs/>
+        </w:rPr>
+        <w:t xml:space="preserve">💡 </w:t>
+      </w:r>
       <w:r>
         <w:rPr>
           <w:rFonts w:hint="eastAsia" w:eastAsia="SimSun" w:ascii="Times New Roman" w:hAnsi="Times New Roman"/>
@@ -9127,8 +9260,14 @@
     </w:p>
     <w:p>
       <w:pPr>
-        <w:pStyle w:val="BlockText"/>
-      </w:pPr>
+        <w:pStyle w:val="BodyText"/>
+      </w:pPr>
+      <w:r>
+        <w:t xml:space="preserve">⚠️</w:t>
+      </w:r>
+      <w:r>
+        <w:t xml:space="preserve"> </w:t>
+      </w:r>
       <w:r>
         <w:rPr>
           <w:rFonts w:hint="eastAsia" w:eastAsia="SimSun" w:ascii="Times New Roman" w:hAnsi="Times New Roman"/>
@@ -9247,8 +9386,15 @@
     </w:p>
     <w:p>
       <w:pPr>
-        <w:pStyle w:val="BlockText"/>
-      </w:pPr>
+        <w:pStyle w:val="BodyText"/>
+      </w:pPr>
+      <w:r>
+        <w:rPr>
+          <w:b/>
+          <w:bCs/>
+        </w:rPr>
+        <w:t xml:space="preserve">💡 </w:t>
+      </w:r>
       <w:r>
         <w:rPr>
           <w:rFonts w:hint="eastAsia" w:eastAsia="SimSun" w:ascii="Times New Roman" w:hAnsi="Times New Roman"/>
@@ -9758,8 +9904,14 @@
     </w:tbl>
     <w:p>
       <w:pPr>
-        <w:pStyle w:val="BlockText"/>
-      </w:pPr>
+        <w:pStyle w:val="BodyText"/>
+      </w:pPr>
+      <w:r>
+        <w:t xml:space="preserve">⚠️</w:t>
+      </w:r>
+      <w:r>
+        <w:t xml:space="preserve"> </w:t>
+      </w:r>
       <w:r>
         <w:rPr>
           <w:rFonts w:hint="eastAsia" w:eastAsia="SimSun" w:ascii="Times New Roman" w:hAnsi="Times New Roman"/>
@@ -10110,8 +10262,15 @@
     </w:tbl>
     <w:p>
       <w:pPr>
-        <w:pStyle w:val="BlockText"/>
-      </w:pPr>
+        <w:pStyle w:val="BodyText"/>
+      </w:pPr>
+      <w:r>
+        <w:rPr>
+          <w:b/>
+          <w:bCs/>
+        </w:rPr>
+        <w:t xml:space="preserve">💡 </w:t>
+      </w:r>
       <w:r>
         <w:rPr>
           <w:rFonts w:hint="eastAsia" w:eastAsia="SimSun" w:ascii="Times New Roman" w:hAnsi="Times New Roman"/>
@@ -10942,14 +11101,21 @@
     </w:tbl>
     <w:p>
       <w:pPr>
-        <w:pStyle w:val="BlockText"/>
-      </w:pPr>
-      <w:r>
-        <w:rPr>
-          <w:rFonts w:hint="eastAsia" w:eastAsia="SimSun" w:ascii="Times New Roman" w:hAnsi="Times New Roman"/>
+        <w:pStyle w:val="BodyText"/>
+      </w:pPr>
+      <w:r>
+        <w:rPr>
           <w:b/>
           <w:bCs/>
         </w:rPr>
+        <w:t xml:space="preserve">💡 </w:t>
+      </w:r>
+      <w:r>
+        <w:rPr>
+          <w:rFonts w:hint="eastAsia" w:eastAsia="SimSun" w:ascii="Times New Roman" w:hAnsi="Times New Roman"/>
+          <w:b/>
+          <w:bCs/>
+        </w:rPr>
         <w:t xml:space="preserve">逆合成应用</w:t>
       </w:r>
       <w:r>
@@ -11110,8 +11276,14 @@
     </w:p>
     <w:p>
       <w:pPr>
-        <w:pStyle w:val="BlockText"/>
-      </w:pPr>
+        <w:pStyle w:val="BodyText"/>
+      </w:pPr>
+      <w:r>
+        <w:t xml:space="preserve">⚠️</w:t>
+      </w:r>
+      <w:r>
+        <w:t xml:space="preserve"> </w:t>
+      </w:r>
       <w:r>
         <w:rPr>
           <w:rFonts w:hint="eastAsia" w:eastAsia="SimSun" w:ascii="Times New Roman" w:hAnsi="Times New Roman"/>
@@ -11285,8 +11457,15 @@
     </w:p>
     <w:p>
       <w:pPr>
-        <w:pStyle w:val="BlockText"/>
-      </w:pPr>
+        <w:pStyle w:val="BodyText"/>
+      </w:pPr>
+      <w:r>
+        <w:rPr>
+          <w:b/>
+          <w:bCs/>
+        </w:rPr>
+        <w:t xml:space="preserve">💡 </w:t>
+      </w:r>
       <w:r>
         <w:rPr>
           <w:rFonts w:hint="eastAsia" w:eastAsia="SimSun" w:ascii="Times New Roman" w:hAnsi="Times New Roman"/>
@@ -11689,8 +11868,14 @@
     </w:p>
     <w:p>
       <w:pPr>
-        <w:pStyle w:val="BlockText"/>
-      </w:pPr>
+        <w:pStyle w:val="BodyText"/>
+      </w:pPr>
+      <w:r>
+        <w:t xml:space="preserve">⚠️</w:t>
+      </w:r>
+      <w:r>
+        <w:t xml:space="preserve"> </w:t>
+      </w:r>
       <w:r>
         <w:rPr>
           <w:rFonts w:hint="eastAsia" w:eastAsia="SimSun" w:ascii="Times New Roman" w:hAnsi="Times New Roman"/>
@@ -12158,8 +12343,14 @@
     </w:p>
     <w:p>
       <w:pPr>
-        <w:pStyle w:val="BlockText"/>
-      </w:pPr>
+        <w:pStyle w:val="FirstParagraph"/>
+      </w:pPr>
+      <w:r>
+        <w:t xml:space="preserve">⚠️</w:t>
+      </w:r>
+      <w:r>
+        <w:t xml:space="preserve"> </w:t>
+      </w:r>
       <w:r>
         <w:rPr>
           <w:rFonts w:hint="eastAsia" w:eastAsia="SimSun" w:ascii="Times New Roman" w:hAnsi="Times New Roman"/>
@@ -12229,8 +12420,14 @@
     </w:p>
     <w:p>
       <w:pPr>
-        <w:pStyle w:val="BlockText"/>
-      </w:pPr>
+        <w:pStyle w:val="BodyText"/>
+      </w:pPr>
+      <w:r>
+        <w:t xml:space="preserve">⚠️</w:t>
+      </w:r>
+      <w:r>
+        <w:t xml:space="preserve"> </w:t>
+      </w:r>
       <w:r>
         <w:rPr>
           <w:rFonts w:hint="eastAsia" w:eastAsia="SimSun" w:ascii="Times New Roman" w:hAnsi="Times New Roman"/>
@@ -12296,8 +12493,14 @@
     </w:p>
     <w:p>
       <w:pPr>
-        <w:pStyle w:val="BlockText"/>
-      </w:pPr>
+        <w:pStyle w:val="BodyText"/>
+      </w:pPr>
+      <w:r>
+        <w:t xml:space="preserve">⚠️</w:t>
+      </w:r>
+      <w:r>
+        <w:t xml:space="preserve"> </w:t>
+      </w:r>
       <w:r>
         <w:rPr>
           <w:rFonts w:hint="eastAsia" w:eastAsia="SimSun" w:ascii="Times New Roman" w:hAnsi="Times New Roman"/>
@@ -12351,8 +12554,14 @@
     </w:p>
     <w:p>
       <w:pPr>
-        <w:pStyle w:val="BlockText"/>
-      </w:pPr>
+        <w:pStyle w:val="BodyText"/>
+      </w:pPr>
+      <w:r>
+        <w:t xml:space="preserve">⚠️</w:t>
+      </w:r>
+      <w:r>
+        <w:t xml:space="preserve"> </w:t>
+      </w:r>
       <w:r>
         <w:rPr>
           <w:rFonts w:hint="eastAsia" w:eastAsia="SimSun" w:ascii="Times New Roman" w:hAnsi="Times New Roman"/>
@@ -12407,14 +12616,21 @@
     </w:p>
     <w:p>
       <w:pPr>
-        <w:pStyle w:val="BlockText"/>
-      </w:pPr>
-      <w:r>
-        <w:rPr>
-          <w:rFonts w:hint="eastAsia" w:eastAsia="SimSun" w:ascii="Times New Roman" w:hAnsi="Times New Roman"/>
+        <w:pStyle w:val="FirstParagraph"/>
+      </w:pPr>
+      <w:r>
+        <w:rPr>
           <w:b/>
           <w:bCs/>
         </w:rPr>
+        <w:t xml:space="preserve">💡 </w:t>
+      </w:r>
+      <w:r>
+        <w:rPr>
+          <w:rFonts w:hint="eastAsia" w:eastAsia="SimSun" w:ascii="Times New Roman" w:hAnsi="Times New Roman"/>
+          <w:b/>
+          <w:bCs/>
+        </w:rPr>
         <w:t xml:space="preserve">马氏/反马氏快速判断</w:t>
       </w:r>
       <w:r>
@@ -12444,8 +12660,15 @@
     </w:p>
     <w:p>
       <w:pPr>
-        <w:pStyle w:val="BlockText"/>
-      </w:pPr>
+        <w:pStyle w:val="BodyText"/>
+      </w:pPr>
+      <w:r>
+        <w:rPr>
+          <w:b/>
+          <w:bCs/>
+        </w:rPr>
+        <w:t xml:space="preserve">💡 </w:t>
+      </w:r>
       <w:r>
         <w:rPr>
           <w:rFonts w:hint="eastAsia" w:eastAsia="SimSun" w:ascii="Times New Roman" w:hAnsi="Times New Roman"/>
